--- a/docs/NP_AI_Engineer_Assessment.docx
+++ b/docs/NP_AI_Engineer_Assessment.docx
@@ -1,6 +1,6 @@
 
 <file path=word/document.xml><?xml version="1.0" encoding="utf-8"?>
-<w:document xmlns:wpc="http://schemas.microsoft.com/office/word/2010/wordprocessingCanvas" xmlns:cx="http://schemas.microsoft.com/office/drawing/2014/chartex" xmlns:cx1="http://schemas.microsoft.com/office/drawing/2015/9/8/chartex" xmlns:cx2="http://schemas.microsoft.com/office/drawing/2015/10/21/chartex" xmlns:cx3="http://schemas.microsoft.com/office/drawing/2016/5/9/chartex" xmlns:cx4="http://schemas.microsoft.com/office/drawing/2016/5/10/chartex" xmlns:cx5="http://schemas.microsoft.com/office/drawing/2016/5/11/chartex" xmlns:cx6="http://schemas.microsoft.com/office/drawing/2016/5/12/chartex" xmlns:cx7="http://schemas.microsoft.com/office/drawing/2016/5/13/chartex" xmlns:cx8="http://schemas.microsoft.com/office/drawing/2016/5/14/chartex" xmlns:mc="http://schemas.openxmlformats.org/markup-compatibility/2006" xmlns:aink="http://schemas.microsoft.com/office/drawing/2016/ink" xmlns:am3d="http://schemas.microsoft.com/office/drawing/2017/model3d" xmlns:o="urn:schemas-microsoft-com:office:office" xmlns:oel="http://schemas.microsoft.com/office/2019/extlst" xmlns:r="http://schemas.openxmlformats.org/officeDocument/2006/relationships" xmlns:m="http://schemas.openxmlformats.org/officeDocument/2006/math" xmlns:v="urn:schemas-microsoft-com:vml" xmlns:wp14="http://schemas.microsoft.com/office/word/2010/wordprocessingDrawing" xmlns:wp="http://schemas.openxmlformats.org/drawingml/2006/wordprocessingDrawing" xmlns:w10="urn:schemas-microsoft-com:office:word" xmlns:w="http://schemas.openxmlformats.org/wordprocessingml/2006/main" xmlns:w14="http://schemas.microsoft.com/office/word/2010/wordml" xmlns:w15="http://schemas.microsoft.com/office/word/2012/wordml" xmlns:w16cex="http://schemas.microsoft.com/office/word/2018/wordml/cex" xmlns:w16cid="http://schemas.microsoft.com/office/word/2016/wordml/cid" xmlns:w16="http://schemas.microsoft.com/office/word/2018/wordml" xmlns:w16du="http://schemas.microsoft.com/office/word/2023/wordml/word16du" xmlns:w16sdtdh="http://schemas.microsoft.com/office/word/2020/wordml/sdtdatahash" xmlns:w16sdtfl="http://schemas.microsoft.com/office/word/2024/wordml/sdtformatlock" xmlns:w16se="http://schemas.microsoft.com/office/word/2015/wordml/symex" xmlns:wpg="http://schemas.microsoft.com/office/word/2010/wordprocessingGroup" xmlns:wpi="http://schemas.microsoft.com/office/word/2010/wordprocessingInk" xmlns:wne="http://schemas.microsoft.com/office/word/2006/wordml" xmlns:wps="http://schemas.microsoft.com/office/word/2010/wordprocessingShape" mc:Ignorable="w14 w15 w16se w16cid w16 w16cex w16sdtdh w16sdtfl w16du wp14">
+<w:document xmlns:wpc="http://schemas.microsoft.com/office/word/2010/wordprocessingCanvas" xmlns:cx="http://schemas.microsoft.com/office/drawing/2014/chartex" xmlns:cx1="http://schemas.microsoft.com/office/drawing/2015/9/8/chartex" xmlns:cx2="http://schemas.microsoft.com/office/drawing/2015/10/21/chartex" xmlns:cx3="http://schemas.microsoft.com/office/drawing/2016/5/9/chartex" xmlns:cx4="http://schemas.microsoft.com/office/drawing/2016/5/10/chartex" xmlns:cx5="http://schemas.microsoft.com/office/drawing/2016/5/11/chartex" xmlns:cx6="http://schemas.microsoft.com/office/drawing/2016/5/12/chartex" xmlns:cx7="http://schemas.microsoft.com/office/drawing/2016/5/13/chartex" xmlns:cx8="http://schemas.microsoft.com/office/drawing/2016/5/14/chartex" xmlns:mc="http://schemas.openxmlformats.org/markup-compatibility/2006" xmlns:m="http://schemas.openxmlformats.org/officeDocument/2006/math" xmlns:aink="http://schemas.microsoft.com/office/drawing/2016/ink" xmlns:am3d="http://schemas.microsoft.com/office/drawing/2017/model3d" xmlns:oel="http://schemas.microsoft.com/office/2019/extlst" xmlns:r="http://schemas.openxmlformats.org/officeDocument/2006/relationships" xmlns:wp14="http://schemas.microsoft.com/office/word/2010/wordprocessingDrawing" xmlns:wp="http://schemas.openxmlformats.org/drawingml/2006/wordprocessingDrawing" xmlns:wpg="http://schemas.microsoft.com/office/word/2010/wordprocessingGroup" xmlns:wpi="http://schemas.microsoft.com/office/word/2010/wordprocessingInk" xmlns:wps="http://schemas.microsoft.com/office/word/2010/wordprocessingShape" xmlns:o="urn:schemas-microsoft-com:office:office" xmlns:v="urn:schemas-microsoft-com:vml" xmlns:w10="urn:schemas-microsoft-com:office:word" xmlns:w="http://schemas.openxmlformats.org/wordprocessingml/2006/main" xmlns:w14="http://schemas.microsoft.com/office/word/2010/wordml" xmlns:w15="http://schemas.microsoft.com/office/word/2012/wordml" xmlns:w16cex="http://schemas.microsoft.com/office/word/2018/wordml/cex" xmlns:w16cid="http://schemas.microsoft.com/office/word/2016/wordml/cid" xmlns:w16="http://schemas.microsoft.com/office/word/2018/wordml" xmlns:w16sdtdh="http://schemas.microsoft.com/office/word/2020/wordml/sdtdatahash" xmlns:w16sdtfl="http://schemas.microsoft.com/office/word/2024/wordml/sdtformatlock" xmlns:w16se="http://schemas.microsoft.com/office/word/2015/wordml/symex" xmlns:w16du="http://schemas.microsoft.com/office/word/2023/wordml/word16du" xmlns:wne="http://schemas.microsoft.com/office/word/2006/wordml" mc:Ignorable="w14 w15 w16se w16cid w16 w16cex w16sdtdh w16sdtfl w16du wp14">
   <w:body>
     <w:p>
       <w:pPr>
@@ -122,13 +122,40 @@
         <w:spacing w:line="240" w:lineRule="auto"/>
         <w:rPr>
           <w:rFonts w:asciiTheme="majorBidi" w:hAnsiTheme="majorBidi" w:cstheme="majorBidi"/>
+          <w:color w:val="EE0000"/>
         </w:rPr>
       </w:pPr>
       <w:r>
         <w:rPr>
           <w:rFonts w:asciiTheme="majorBidi" w:hAnsiTheme="majorBidi" w:cstheme="majorBidi"/>
         </w:rPr>
-        <w:t>our company wants to build a basic AI-powered internal assistant that allows employees to ask questions about internal documents and receive helpful answers.</w:t>
+        <w:t xml:space="preserve">our company wants to build a </w:t>
+      </w:r>
+      <w:r>
+        <w:rPr>
+          <w:rFonts w:asciiTheme="majorBidi" w:hAnsiTheme="majorBidi" w:cstheme="majorBidi"/>
+          <w:highlight w:val="yellow"/>
+        </w:rPr>
+        <w:t>basic AI-powered internal assistant</w:t>
+      </w:r>
+      <w:r>
+        <w:rPr>
+          <w:rFonts w:asciiTheme="majorBidi" w:hAnsiTheme="majorBidi" w:cstheme="majorBidi"/>
+        </w:rPr>
+        <w:t xml:space="preserve"> tha</w:t>
+      </w:r>
+      <w:r>
+        <w:rPr>
+          <w:rFonts w:asciiTheme="majorBidi" w:hAnsiTheme="majorBidi" w:cstheme="majorBidi"/>
+        </w:rPr>
+        <w:t xml:space="preserve">t </w:t>
+      </w:r>
+      <w:r>
+        <w:rPr>
+          <w:rFonts w:asciiTheme="majorBidi" w:hAnsiTheme="majorBidi" w:cstheme="majorBidi"/>
+          <w:color w:val="EE0000"/>
+        </w:rPr>
+        <w:t>allows employees to ask questions about internal documents and receive helpful answers.</w:t>
       </w:r>
     </w:p>
     <w:p>
@@ -168,8 +195,18 @@
           <w:color w:val="auto"/>
           <w:sz w:val="22"/>
           <w:szCs w:val="22"/>
+          <w:highlight w:val="yellow"/>
         </w:rPr>
-        <w:t xml:space="preserve">Part 1: System Design </w:t>
+        <w:t>Part 1</w:t>
+      </w:r>
+      <w:r>
+        <w:rPr>
+          <w:rFonts w:asciiTheme="majorBidi" w:hAnsiTheme="majorBidi"/>
+          <w:color w:val="auto"/>
+          <w:sz w:val="22"/>
+          <w:szCs w:val="22"/>
+        </w:rPr>
+        <w:t xml:space="preserve">: System Design </w:t>
       </w:r>
     </w:p>
     <w:p>
@@ -355,8 +392,17 @@
           <w:rFonts w:asciiTheme="majorBidi" w:hAnsiTheme="majorBidi" w:cstheme="majorBidi"/>
           <w:sz w:val="22"/>
           <w:szCs w:val="22"/>
+          <w:highlight w:val="yellow"/>
         </w:rPr>
-        <w:t>Architecture diagram (hand-drawn or digital)</w:t>
+        <w:t>Architecture diagram</w:t>
+      </w:r>
+      <w:r>
+        <w:rPr>
+          <w:rFonts w:asciiTheme="majorBidi" w:hAnsiTheme="majorBidi" w:cstheme="majorBidi"/>
+          <w:sz w:val="22"/>
+          <w:szCs w:val="22"/>
+        </w:rPr>
+        <w:t xml:space="preserve"> (hand-drawn or digital)</w:t>
       </w:r>
     </w:p>
     <w:p>
@@ -377,8 +423,17 @@
           <w:rFonts w:asciiTheme="majorBidi" w:hAnsiTheme="majorBidi" w:cstheme="majorBidi"/>
           <w:sz w:val="22"/>
           <w:szCs w:val="22"/>
+          <w:highlight w:val="yellow"/>
         </w:rPr>
-        <w:t>Short explanation (½–1 page)</w:t>
+        <w:t>Short explanation</w:t>
+      </w:r>
+      <w:r>
+        <w:rPr>
+          <w:rFonts w:asciiTheme="majorBidi" w:hAnsiTheme="majorBidi" w:cstheme="majorBidi"/>
+          <w:sz w:val="22"/>
+          <w:szCs w:val="22"/>
+        </w:rPr>
+        <w:t xml:space="preserve"> (½–1 page)</w:t>
       </w:r>
     </w:p>
     <w:p>
@@ -398,8 +453,18 @@
           <w:color w:val="auto"/>
           <w:sz w:val="22"/>
           <w:szCs w:val="22"/>
+          <w:highlight w:val="yellow"/>
         </w:rPr>
-        <w:t xml:space="preserve">Part 2: Data Ingestion &amp; Processing </w:t>
+        <w:t>Part 2</w:t>
+      </w:r>
+      <w:r>
+        <w:rPr>
+          <w:rFonts w:asciiTheme="majorBidi" w:hAnsiTheme="majorBidi"/>
+          <w:color w:val="auto"/>
+          <w:sz w:val="22"/>
+          <w:szCs w:val="22"/>
+        </w:rPr>
+        <w:t xml:space="preserve">: Data Ingestion &amp; Processing </w:t>
       </w:r>
     </w:p>
     <w:p>
@@ -458,6 +523,7 @@
           <w:rFonts w:asciiTheme="majorBidi" w:hAnsiTheme="majorBidi" w:cstheme="majorBidi"/>
           <w:b/>
           <w:bCs/>
+          <w:highlight w:val="yellow"/>
         </w:rPr>
         <w:t>basic preprocessing</w:t>
       </w:r>
@@ -477,11 +543,13 @@
         <w:spacing w:line="240" w:lineRule="auto"/>
         <w:rPr>
           <w:rFonts w:asciiTheme="majorBidi" w:hAnsiTheme="majorBidi" w:cstheme="majorBidi"/>
+          <w:color w:val="EE0000"/>
         </w:rPr>
       </w:pPr>
       <w:r>
         <w:rPr>
           <w:rFonts w:asciiTheme="majorBidi" w:hAnsiTheme="majorBidi" w:cstheme="majorBidi"/>
+          <w:color w:val="EE0000"/>
         </w:rPr>
         <w:t>Cleaning text</w:t>
       </w:r>
@@ -500,8 +568,15 @@
       <w:r>
         <w:rPr>
           <w:rFonts w:asciiTheme="majorBidi" w:hAnsiTheme="majorBidi" w:cstheme="majorBidi"/>
+          <w:color w:val="EE0000"/>
         </w:rPr>
-        <w:t>Splitting text into chunks (if needed)</w:t>
+        <w:t xml:space="preserve">Splitting text into chunks </w:t>
+      </w:r>
+      <w:r>
+        <w:rPr>
+          <w:rFonts w:asciiTheme="majorBidi" w:hAnsiTheme="majorBidi" w:cstheme="majorBidi"/>
+        </w:rPr>
+        <w:t>(if needed)</w:t>
       </w:r>
     </w:p>
     <w:p>
@@ -519,7 +594,20 @@
         <w:rPr>
           <w:rFonts w:asciiTheme="majorBidi" w:hAnsiTheme="majorBidi" w:cstheme="majorBidi"/>
         </w:rPr>
-        <w:t>Store processed data in a suitable format (JSON, CSV, etc.).</w:t>
+        <w:t>Store processed data in a suitable format (</w:t>
+      </w:r>
+      <w:r>
+        <w:rPr>
+          <w:rFonts w:asciiTheme="majorBidi" w:hAnsiTheme="majorBidi" w:cstheme="majorBidi"/>
+          <w:highlight w:val="yellow"/>
+        </w:rPr>
+        <w:t>JSON</w:t>
+      </w:r>
+      <w:r>
+        <w:rPr>
+          <w:rFonts w:asciiTheme="majorBidi" w:hAnsiTheme="majorBidi" w:cstheme="majorBidi"/>
+        </w:rPr>
+        <w:t>, CSV, etc.).</w:t>
       </w:r>
     </w:p>
     <w:p>
@@ -591,9 +679,19 @@
           <w:color w:val="auto"/>
           <w:sz w:val="22"/>
           <w:szCs w:val="22"/>
+          <w:highlight w:val="yellow"/>
         </w:rPr>
         <w:lastRenderedPageBreak/>
-        <w:t xml:space="preserve">Part 3: AI / ML Implementation </w:t>
+        <w:t>Part 3</w:t>
+      </w:r>
+      <w:r>
+        <w:rPr>
+          <w:rFonts w:asciiTheme="majorBidi" w:hAnsiTheme="majorBidi"/>
+          <w:color w:val="auto"/>
+          <w:sz w:val="22"/>
+          <w:szCs w:val="22"/>
+        </w:rPr>
+        <w:t xml:space="preserve">: AI / ML Implementation </w:t>
       </w:r>
     </w:p>
     <w:p>
@@ -829,8 +927,28 @@
           <w:color w:val="auto"/>
           <w:sz w:val="22"/>
           <w:szCs w:val="22"/>
+          <w:highlight w:val="yellow"/>
         </w:rPr>
-        <w:t xml:space="preserve">Part 4: API / Application Layer </w:t>
+        <w:t>Part 4</w:t>
+      </w:r>
+      <w:r>
+        <w:rPr>
+          <w:rFonts w:asciiTheme="majorBidi" w:hAnsiTheme="majorBidi"/>
+          <w:color w:val="auto"/>
+          <w:sz w:val="22"/>
+          <w:szCs w:val="22"/>
+        </w:rPr>
+        <w:t xml:space="preserve">: API / Application Layer </w:t>
+      </w:r>
+      <w:r>
+        <w:rPr>
+          <w:rFonts w:asciiTheme="majorBidi" w:hAnsiTheme="majorBidi"/>
+          <w:color w:val="EE0000"/>
+          <w:sz w:val="22"/>
+          <w:szCs w:val="22"/>
+          <w:highlight w:val="yellow"/>
+        </w:rPr>
+        <w:t>(research in this part)</w:t>
       </w:r>
     </w:p>
     <w:p>
@@ -879,8 +997,18 @@
           <w:rFonts w:asciiTheme="majorBidi" w:hAnsiTheme="majorBidi" w:cstheme="majorBidi"/>
           <w:sz w:val="22"/>
           <w:szCs w:val="22"/>
+          <w:highlight w:val="lightGray"/>
         </w:rPr>
-        <w:t>FastAPI or Flask</w:t>
+        <w:t>FastAPI</w:t>
+      </w:r>
+      <w:r>
+        <w:rPr>
+          <w:rStyle w:val="Strong"/>
+          <w:rFonts w:asciiTheme="majorBidi" w:hAnsiTheme="majorBidi" w:cstheme="majorBidi"/>
+          <w:sz w:val="22"/>
+          <w:szCs w:val="22"/>
+        </w:rPr>
+        <w:t xml:space="preserve"> or Flask</w:t>
       </w:r>
     </w:p>
     <w:p>
@@ -914,6 +1042,54 @@
         </w:numPr>
         <w:rPr>
           <w:rFonts w:asciiTheme="majorBidi" w:hAnsiTheme="majorBidi" w:cstheme="majorBidi"/>
+          <w:color w:val="EE0000"/>
+          <w:sz w:val="22"/>
+          <w:szCs w:val="22"/>
+        </w:rPr>
+      </w:pPr>
+      <w:r>
+        <w:rPr>
+          <w:rFonts w:asciiTheme="majorBidi" w:hAnsiTheme="majorBidi" w:cstheme="majorBidi"/>
+          <w:color w:val="EE0000"/>
+          <w:sz w:val="22"/>
+          <w:szCs w:val="22"/>
+        </w:rPr>
+        <w:t>One endpoint to submit a question</w:t>
+      </w:r>
+    </w:p>
+    <w:p>
+      <w:pPr>
+        <w:pStyle w:val="NormalWeb"/>
+        <w:numPr>
+          <w:ilvl w:val="1"/>
+          <w:numId w:val="15"/>
+        </w:numPr>
+        <w:rPr>
+          <w:rFonts w:asciiTheme="majorBidi" w:hAnsiTheme="majorBidi" w:cstheme="majorBidi"/>
+          <w:color w:val="EE0000"/>
+          <w:sz w:val="22"/>
+          <w:szCs w:val="22"/>
+        </w:rPr>
+      </w:pPr>
+      <w:r>
+        <w:rPr>
+          <w:rFonts w:asciiTheme="majorBidi" w:hAnsiTheme="majorBidi" w:cstheme="majorBidi"/>
+          <w:color w:val="EE0000"/>
+          <w:sz w:val="22"/>
+          <w:szCs w:val="22"/>
+        </w:rPr>
+        <w:t>One response containing the answer</w:t>
+      </w:r>
+    </w:p>
+    <w:p>
+      <w:pPr>
+        <w:pStyle w:val="NormalWeb"/>
+        <w:numPr>
+          <w:ilvl w:val="0"/>
+          <w:numId w:val="15"/>
+        </w:numPr>
+        <w:rPr>
+          <w:rFonts w:asciiTheme="majorBidi" w:hAnsiTheme="majorBidi" w:cstheme="majorBidi"/>
           <w:sz w:val="22"/>
           <w:szCs w:val="22"/>
         </w:rPr>
@@ -924,7 +1100,31 @@
           <w:sz w:val="22"/>
           <w:szCs w:val="22"/>
         </w:rPr>
-        <w:t>One endpoint to submit a question</w:t>
+        <w:t>Add:</w:t>
+      </w:r>
+    </w:p>
+    <w:p>
+      <w:pPr>
+        <w:pStyle w:val="NormalWeb"/>
+        <w:numPr>
+          <w:ilvl w:val="1"/>
+          <w:numId w:val="15"/>
+        </w:numPr>
+        <w:rPr>
+          <w:rFonts w:asciiTheme="majorBidi" w:hAnsiTheme="majorBidi" w:cstheme="majorBidi"/>
+          <w:color w:val="EE0000"/>
+          <w:sz w:val="22"/>
+          <w:szCs w:val="22"/>
+        </w:rPr>
+      </w:pPr>
+      <w:r>
+        <w:rPr>
+          <w:rFonts w:asciiTheme="majorBidi" w:hAnsiTheme="majorBidi" w:cstheme="majorBidi"/>
+          <w:color w:val="EE0000"/>
+          <w:sz w:val="22"/>
+          <w:szCs w:val="22"/>
+        </w:rPr>
+        <w:t>Basic input validation</w:t>
       </w:r>
     </w:p>
     <w:p>
@@ -943,72 +1143,7 @@
       <w:r>
         <w:rPr>
           <w:rFonts w:asciiTheme="majorBidi" w:hAnsiTheme="majorBidi" w:cstheme="majorBidi"/>
-          <w:sz w:val="22"/>
-          <w:szCs w:val="22"/>
-        </w:rPr>
-        <w:t>One response containing the answer</w:t>
-      </w:r>
-    </w:p>
-    <w:p>
-      <w:pPr>
-        <w:pStyle w:val="NormalWeb"/>
-        <w:numPr>
-          <w:ilvl w:val="0"/>
-          <w:numId w:val="15"/>
-        </w:numPr>
-        <w:rPr>
-          <w:rFonts w:asciiTheme="majorBidi" w:hAnsiTheme="majorBidi" w:cstheme="majorBidi"/>
-          <w:sz w:val="22"/>
-          <w:szCs w:val="22"/>
-        </w:rPr>
-      </w:pPr>
-      <w:r>
-        <w:rPr>
-          <w:rFonts w:asciiTheme="majorBidi" w:hAnsiTheme="majorBidi" w:cstheme="majorBidi"/>
-          <w:sz w:val="22"/>
-          <w:szCs w:val="22"/>
-        </w:rPr>
-        <w:t>Add:</w:t>
-      </w:r>
-    </w:p>
-    <w:p>
-      <w:pPr>
-        <w:pStyle w:val="NormalWeb"/>
-        <w:numPr>
-          <w:ilvl w:val="1"/>
-          <w:numId w:val="15"/>
-        </w:numPr>
-        <w:rPr>
-          <w:rFonts w:asciiTheme="majorBidi" w:hAnsiTheme="majorBidi" w:cstheme="majorBidi"/>
-          <w:sz w:val="22"/>
-          <w:szCs w:val="22"/>
-        </w:rPr>
-      </w:pPr>
-      <w:r>
-        <w:rPr>
-          <w:rFonts w:asciiTheme="majorBidi" w:hAnsiTheme="majorBidi" w:cstheme="majorBidi"/>
-          <w:sz w:val="22"/>
-          <w:szCs w:val="22"/>
-        </w:rPr>
-        <w:t>Basic input validation</w:t>
-      </w:r>
-    </w:p>
-    <w:p>
-      <w:pPr>
-        <w:pStyle w:val="NormalWeb"/>
-        <w:numPr>
-          <w:ilvl w:val="1"/>
-          <w:numId w:val="15"/>
-        </w:numPr>
-        <w:rPr>
-          <w:rFonts w:asciiTheme="majorBidi" w:hAnsiTheme="majorBidi" w:cstheme="majorBidi"/>
-          <w:sz w:val="22"/>
-          <w:szCs w:val="22"/>
-        </w:rPr>
-      </w:pPr>
-      <w:r>
-        <w:rPr>
-          <w:rFonts w:asciiTheme="majorBidi" w:hAnsiTheme="majorBidi" w:cstheme="majorBidi"/>
+          <w:color w:val="EE0000"/>
           <w:sz w:val="22"/>
           <w:szCs w:val="22"/>
         </w:rPr>
@@ -1040,8 +1175,18 @@
           <w:color w:val="auto"/>
           <w:sz w:val="22"/>
           <w:szCs w:val="22"/>
+          <w:highlight w:val="yellow"/>
         </w:rPr>
-        <w:t xml:space="preserve">Part 5: Critical Thinking &amp; Improvements </w:t>
+        <w:t>Part 5</w:t>
+      </w:r>
+      <w:r>
+        <w:rPr>
+          <w:rFonts w:asciiTheme="majorBidi" w:hAnsiTheme="majorBidi"/>
+          <w:color w:val="auto"/>
+          <w:sz w:val="22"/>
+          <w:szCs w:val="22"/>
+        </w:rPr>
+        <w:t xml:space="preserve">: Critical Thinking &amp; Improvements </w:t>
       </w:r>
     </w:p>
     <w:p>
@@ -1123,12 +1268,14 @@
       <w:r>
         <w:rPr>
           <w:rFonts w:asciiTheme="majorBidi" w:hAnsiTheme="majorBidi" w:cstheme="majorBidi"/>
+          <w:highlight w:val="yellow"/>
         </w:rPr>
         <w:t>- GitHub repository with clean, well-documented code</w:t>
       </w:r>
       <w:r>
         <w:rPr>
           <w:rFonts w:asciiTheme="majorBidi" w:hAnsiTheme="majorBidi" w:cstheme="majorBidi"/>
+          <w:highlight w:val="yellow"/>
         </w:rPr>
         <w:br/>
         <w:t>- README with setup and run instructions</w:t>
@@ -1136,6 +1283,7 @@
       <w:r>
         <w:rPr>
           <w:rFonts w:asciiTheme="majorBidi" w:hAnsiTheme="majorBidi" w:cstheme="majorBidi"/>
+          <w:highlight w:val="yellow"/>
         </w:rPr>
         <w:br/>
         <w:t>- Short PDF report covering design decisions and answers</w:t>
@@ -1146,6 +1294,12 @@
         </w:rPr>
         <w:br/>
         <w:t>- Optional: Dockerized setup</w:t>
+      </w:r>
+      <w:r>
+        <w:rPr>
+          <w:rFonts w:asciiTheme="majorBidi" w:hAnsiTheme="majorBidi" w:cstheme="majorBidi"/>
+        </w:rPr>
+        <w:t xml:space="preserve"> </w:t>
       </w:r>
     </w:p>
     <w:p>
@@ -1173,7 +1327,7 @@
 </file>
 
 <file path=word/endnotes.xml><?xml version="1.0" encoding="utf-8"?>
-<w:endnotes xmlns:wpc="http://schemas.microsoft.com/office/word/2010/wordprocessingCanvas" xmlns:cx="http://schemas.microsoft.com/office/drawing/2014/chartex" xmlns:cx1="http://schemas.microsoft.com/office/drawing/2015/9/8/chartex" xmlns:cx2="http://schemas.microsoft.com/office/drawing/2015/10/21/chartex" xmlns:cx3="http://schemas.microsoft.com/office/drawing/2016/5/9/chartex" xmlns:cx4="http://schemas.microsoft.com/office/drawing/2016/5/10/chartex" xmlns:cx5="http://schemas.microsoft.com/office/drawing/2016/5/11/chartex" xmlns:cx6="http://schemas.microsoft.com/office/drawing/2016/5/12/chartex" xmlns:cx7="http://schemas.microsoft.com/office/drawing/2016/5/13/chartex" xmlns:cx8="http://schemas.microsoft.com/office/drawing/2016/5/14/chartex" xmlns:mc="http://schemas.openxmlformats.org/markup-compatibility/2006" xmlns:aink="http://schemas.microsoft.com/office/drawing/2016/ink" xmlns:am3d="http://schemas.microsoft.com/office/drawing/2017/model3d" xmlns:o="urn:schemas-microsoft-com:office:office" xmlns:oel="http://schemas.microsoft.com/office/2019/extlst" xmlns:r="http://schemas.openxmlformats.org/officeDocument/2006/relationships" xmlns:m="http://schemas.openxmlformats.org/officeDocument/2006/math" xmlns:v="urn:schemas-microsoft-com:vml" xmlns:wp14="http://schemas.microsoft.com/office/word/2010/wordprocessingDrawing" xmlns:wp="http://schemas.openxmlformats.org/drawingml/2006/wordprocessingDrawing" xmlns:w10="urn:schemas-microsoft-com:office:word" xmlns:w="http://schemas.openxmlformats.org/wordprocessingml/2006/main" xmlns:w14="http://schemas.microsoft.com/office/word/2010/wordml" xmlns:w15="http://schemas.microsoft.com/office/word/2012/wordml" xmlns:w16cex="http://schemas.microsoft.com/office/word/2018/wordml/cex" xmlns:w16cid="http://schemas.microsoft.com/office/word/2016/wordml/cid" xmlns:w16="http://schemas.microsoft.com/office/word/2018/wordml" xmlns:w16du="http://schemas.microsoft.com/office/word/2023/wordml/word16du" xmlns:w16sdtdh="http://schemas.microsoft.com/office/word/2020/wordml/sdtdatahash" xmlns:w16sdtfl="http://schemas.microsoft.com/office/word/2024/wordml/sdtformatlock" xmlns:w16se="http://schemas.microsoft.com/office/word/2015/wordml/symex" xmlns:wpg="http://schemas.microsoft.com/office/word/2010/wordprocessingGroup" xmlns:wpi="http://schemas.microsoft.com/office/word/2010/wordprocessingInk" xmlns:wne="http://schemas.microsoft.com/office/word/2006/wordml" xmlns:wps="http://schemas.microsoft.com/office/word/2010/wordprocessingShape" mc:Ignorable="w14 w15 w16se w16cid w16 w16cex w16sdtdh w16sdtfl w16du wp14">
+<w:endnotes xmlns:wpc="http://schemas.microsoft.com/office/word/2010/wordprocessingCanvas" xmlns:cx="http://schemas.microsoft.com/office/drawing/2014/chartex" xmlns:cx1="http://schemas.microsoft.com/office/drawing/2015/9/8/chartex" xmlns:cx2="http://schemas.microsoft.com/office/drawing/2015/10/21/chartex" xmlns:cx3="http://schemas.microsoft.com/office/drawing/2016/5/9/chartex" xmlns:cx4="http://schemas.microsoft.com/office/drawing/2016/5/10/chartex" xmlns:cx5="http://schemas.microsoft.com/office/drawing/2016/5/11/chartex" xmlns:cx6="http://schemas.microsoft.com/office/drawing/2016/5/12/chartex" xmlns:cx7="http://schemas.microsoft.com/office/drawing/2016/5/13/chartex" xmlns:cx8="http://schemas.microsoft.com/office/drawing/2016/5/14/chartex" xmlns:mc="http://schemas.openxmlformats.org/markup-compatibility/2006" xmlns:m="http://schemas.openxmlformats.org/officeDocument/2006/math" xmlns:aink="http://schemas.microsoft.com/office/drawing/2016/ink" xmlns:am3d="http://schemas.microsoft.com/office/drawing/2017/model3d" xmlns:oel="http://schemas.microsoft.com/office/2019/extlst" xmlns:r="http://schemas.openxmlformats.org/officeDocument/2006/relationships" xmlns:wp14="http://schemas.microsoft.com/office/word/2010/wordprocessingDrawing" xmlns:wp="http://schemas.openxmlformats.org/drawingml/2006/wordprocessingDrawing" xmlns:wpg="http://schemas.microsoft.com/office/word/2010/wordprocessingGroup" xmlns:wpi="http://schemas.microsoft.com/office/word/2010/wordprocessingInk" xmlns:wps="http://schemas.microsoft.com/office/word/2010/wordprocessingShape" xmlns:o="urn:schemas-microsoft-com:office:office" xmlns:v="urn:schemas-microsoft-com:vml" xmlns:w10="urn:schemas-microsoft-com:office:word" xmlns:w="http://schemas.openxmlformats.org/wordprocessingml/2006/main" xmlns:w14="http://schemas.microsoft.com/office/word/2010/wordml" xmlns:w15="http://schemas.microsoft.com/office/word/2012/wordml" xmlns:w16cex="http://schemas.microsoft.com/office/word/2018/wordml/cex" xmlns:w16cid="http://schemas.microsoft.com/office/word/2016/wordml/cid" xmlns:w16="http://schemas.microsoft.com/office/word/2018/wordml" xmlns:w16sdtdh="http://schemas.microsoft.com/office/word/2020/wordml/sdtdatahash" xmlns:w16sdtfl="http://schemas.microsoft.com/office/word/2024/wordml/sdtformatlock" xmlns:w16se="http://schemas.microsoft.com/office/word/2015/wordml/symex" xmlns:w16du="http://schemas.microsoft.com/office/word/2023/wordml/word16du" xmlns:wne="http://schemas.microsoft.com/office/word/2006/wordml" mc:Ignorable="w14 w15 w16se w16cid w16 w16cex w16sdtdh w16sdtfl w16du wp14">
   <w:endnote w:type="separator" w:id="-1">
     <w:p>
       <w:pPr>
@@ -1198,7 +1352,7 @@
 </file>
 
 <file path=word/footer1.xml><?xml version="1.0" encoding="utf-8"?>
-<w:ftr xmlns:wpc="http://schemas.microsoft.com/office/word/2010/wordprocessingCanvas" xmlns:cx="http://schemas.microsoft.com/office/drawing/2014/chartex" xmlns:cx1="http://schemas.microsoft.com/office/drawing/2015/9/8/chartex" xmlns:cx2="http://schemas.microsoft.com/office/drawing/2015/10/21/chartex" xmlns:cx3="http://schemas.microsoft.com/office/drawing/2016/5/9/chartex" xmlns:cx4="http://schemas.microsoft.com/office/drawing/2016/5/10/chartex" xmlns:cx5="http://schemas.microsoft.com/office/drawing/2016/5/11/chartex" xmlns:cx6="http://schemas.microsoft.com/office/drawing/2016/5/12/chartex" xmlns:cx7="http://schemas.microsoft.com/office/drawing/2016/5/13/chartex" xmlns:cx8="http://schemas.microsoft.com/office/drawing/2016/5/14/chartex" xmlns:mc="http://schemas.openxmlformats.org/markup-compatibility/2006" xmlns:aink="http://schemas.microsoft.com/office/drawing/2016/ink" xmlns:am3d="http://schemas.microsoft.com/office/drawing/2017/model3d" xmlns:o="urn:schemas-microsoft-com:office:office" xmlns:oel="http://schemas.microsoft.com/office/2019/extlst" xmlns:r="http://schemas.openxmlformats.org/officeDocument/2006/relationships" xmlns:m="http://schemas.openxmlformats.org/officeDocument/2006/math" xmlns:v="urn:schemas-microsoft-com:vml" xmlns:wp14="http://schemas.microsoft.com/office/word/2010/wordprocessingDrawing" xmlns:wp="http://schemas.openxmlformats.org/drawingml/2006/wordprocessingDrawing" xmlns:w10="urn:schemas-microsoft-com:office:word" xmlns:w="http://schemas.openxmlformats.org/wordprocessingml/2006/main" xmlns:w14="http://schemas.microsoft.com/office/word/2010/wordml" xmlns:w15="http://schemas.microsoft.com/office/word/2012/wordml" xmlns:w16cex="http://schemas.microsoft.com/office/word/2018/wordml/cex" xmlns:w16cid="http://schemas.microsoft.com/office/word/2016/wordml/cid" xmlns:w16="http://schemas.microsoft.com/office/word/2018/wordml" xmlns:w16du="http://schemas.microsoft.com/office/word/2023/wordml/word16du" xmlns:w16sdtdh="http://schemas.microsoft.com/office/word/2020/wordml/sdtdatahash" xmlns:w16sdtfl="http://schemas.microsoft.com/office/word/2024/wordml/sdtformatlock" xmlns:w16se="http://schemas.microsoft.com/office/word/2015/wordml/symex" xmlns:wpg="http://schemas.microsoft.com/office/word/2010/wordprocessingGroup" xmlns:wpi="http://schemas.microsoft.com/office/word/2010/wordprocessingInk" xmlns:wne="http://schemas.microsoft.com/office/word/2006/wordml" xmlns:wps="http://schemas.microsoft.com/office/word/2010/wordprocessingShape" mc:Ignorable="w14 w15 w16se w16cid w16 w16cex w16sdtdh w16sdtfl w16du wp14">
+<w:ftr xmlns:wpc="http://schemas.microsoft.com/office/word/2010/wordprocessingCanvas" xmlns:cx="http://schemas.microsoft.com/office/drawing/2014/chartex" xmlns:cx1="http://schemas.microsoft.com/office/drawing/2015/9/8/chartex" xmlns:cx2="http://schemas.microsoft.com/office/drawing/2015/10/21/chartex" xmlns:cx3="http://schemas.microsoft.com/office/drawing/2016/5/9/chartex" xmlns:cx4="http://schemas.microsoft.com/office/drawing/2016/5/10/chartex" xmlns:cx5="http://schemas.microsoft.com/office/drawing/2016/5/11/chartex" xmlns:cx6="http://schemas.microsoft.com/office/drawing/2016/5/12/chartex" xmlns:cx7="http://schemas.microsoft.com/office/drawing/2016/5/13/chartex" xmlns:cx8="http://schemas.microsoft.com/office/drawing/2016/5/14/chartex" xmlns:mc="http://schemas.openxmlformats.org/markup-compatibility/2006" xmlns:m="http://schemas.openxmlformats.org/officeDocument/2006/math" xmlns:aink="http://schemas.microsoft.com/office/drawing/2016/ink" xmlns:am3d="http://schemas.microsoft.com/office/drawing/2017/model3d" xmlns:oel="http://schemas.microsoft.com/office/2019/extlst" xmlns:r="http://schemas.openxmlformats.org/officeDocument/2006/relationships" xmlns:wp14="http://schemas.microsoft.com/office/word/2010/wordprocessingDrawing" xmlns:wp="http://schemas.openxmlformats.org/drawingml/2006/wordprocessingDrawing" xmlns:wpg="http://schemas.microsoft.com/office/word/2010/wordprocessingGroup" xmlns:wpi="http://schemas.microsoft.com/office/word/2010/wordprocessingInk" xmlns:wps="http://schemas.microsoft.com/office/word/2010/wordprocessingShape" xmlns:o="urn:schemas-microsoft-com:office:office" xmlns:v="urn:schemas-microsoft-com:vml" xmlns:w10="urn:schemas-microsoft-com:office:word" xmlns:w="http://schemas.openxmlformats.org/wordprocessingml/2006/main" xmlns:w14="http://schemas.microsoft.com/office/word/2010/wordml" xmlns:w15="http://schemas.microsoft.com/office/word/2012/wordml" xmlns:w16cex="http://schemas.microsoft.com/office/word/2018/wordml/cex" xmlns:w16cid="http://schemas.microsoft.com/office/word/2016/wordml/cid" xmlns:w16="http://schemas.microsoft.com/office/word/2018/wordml" xmlns:w16sdtdh="http://schemas.microsoft.com/office/word/2020/wordml/sdtdatahash" xmlns:w16sdtfl="http://schemas.microsoft.com/office/word/2024/wordml/sdtformatlock" xmlns:w16se="http://schemas.microsoft.com/office/word/2015/wordml/symex" xmlns:w16du="http://schemas.microsoft.com/office/word/2023/wordml/word16du" xmlns:wne="http://schemas.microsoft.com/office/word/2006/wordml" mc:Ignorable="w14 w15 w16se w16cid w16 w16cex w16sdtdh w16sdtfl w16du wp14">
   <w:p>
     <w:pPr>
       <w:pStyle w:val="Footer"/>
@@ -1208,7 +1362,7 @@
 </file>
 
 <file path=word/footer2.xml><?xml version="1.0" encoding="utf-8"?>
-<w:ftr xmlns:wpc="http://schemas.microsoft.com/office/word/2010/wordprocessingCanvas" xmlns:cx="http://schemas.microsoft.com/office/drawing/2014/chartex" xmlns:cx1="http://schemas.microsoft.com/office/drawing/2015/9/8/chartex" xmlns:cx2="http://schemas.microsoft.com/office/drawing/2015/10/21/chartex" xmlns:cx3="http://schemas.microsoft.com/office/drawing/2016/5/9/chartex" xmlns:cx4="http://schemas.microsoft.com/office/drawing/2016/5/10/chartex" xmlns:cx5="http://schemas.microsoft.com/office/drawing/2016/5/11/chartex" xmlns:cx6="http://schemas.microsoft.com/office/drawing/2016/5/12/chartex" xmlns:cx7="http://schemas.microsoft.com/office/drawing/2016/5/13/chartex" xmlns:cx8="http://schemas.microsoft.com/office/drawing/2016/5/14/chartex" xmlns:mc="http://schemas.openxmlformats.org/markup-compatibility/2006" xmlns:aink="http://schemas.microsoft.com/office/drawing/2016/ink" xmlns:am3d="http://schemas.microsoft.com/office/drawing/2017/model3d" xmlns:o="urn:schemas-microsoft-com:office:office" xmlns:oel="http://schemas.microsoft.com/office/2019/extlst" xmlns:r="http://schemas.openxmlformats.org/officeDocument/2006/relationships" xmlns:m="http://schemas.openxmlformats.org/officeDocument/2006/math" xmlns:v="urn:schemas-microsoft-com:vml" xmlns:wp14="http://schemas.microsoft.com/office/word/2010/wordprocessingDrawing" xmlns:wp="http://schemas.openxmlformats.org/drawingml/2006/wordprocessingDrawing" xmlns:w10="urn:schemas-microsoft-com:office:word" xmlns:w="http://schemas.openxmlformats.org/wordprocessingml/2006/main" xmlns:w14="http://schemas.microsoft.com/office/word/2010/wordml" xmlns:w15="http://schemas.microsoft.com/office/word/2012/wordml" xmlns:w16cex="http://schemas.microsoft.com/office/word/2018/wordml/cex" xmlns:w16cid="http://schemas.microsoft.com/office/word/2016/wordml/cid" xmlns:w16="http://schemas.microsoft.com/office/word/2018/wordml" xmlns:w16du="http://schemas.microsoft.com/office/word/2023/wordml/word16du" xmlns:w16sdtdh="http://schemas.microsoft.com/office/word/2020/wordml/sdtdatahash" xmlns:w16sdtfl="http://schemas.microsoft.com/office/word/2024/wordml/sdtformatlock" xmlns:w16se="http://schemas.microsoft.com/office/word/2015/wordml/symex" xmlns:wpg="http://schemas.microsoft.com/office/word/2010/wordprocessingGroup" xmlns:wpi="http://schemas.microsoft.com/office/word/2010/wordprocessingInk" xmlns:wne="http://schemas.microsoft.com/office/word/2006/wordml" xmlns:wps="http://schemas.microsoft.com/office/word/2010/wordprocessingShape" mc:Ignorable="w14 w15 w16se w16cid w16 w16cex w16sdtdh w16sdtfl w16du wp14">
+<w:ftr xmlns:wpc="http://schemas.microsoft.com/office/word/2010/wordprocessingCanvas" xmlns:cx="http://schemas.microsoft.com/office/drawing/2014/chartex" xmlns:cx1="http://schemas.microsoft.com/office/drawing/2015/9/8/chartex" xmlns:cx2="http://schemas.microsoft.com/office/drawing/2015/10/21/chartex" xmlns:cx3="http://schemas.microsoft.com/office/drawing/2016/5/9/chartex" xmlns:cx4="http://schemas.microsoft.com/office/drawing/2016/5/10/chartex" xmlns:cx5="http://schemas.microsoft.com/office/drawing/2016/5/11/chartex" xmlns:cx6="http://schemas.microsoft.com/office/drawing/2016/5/12/chartex" xmlns:cx7="http://schemas.microsoft.com/office/drawing/2016/5/13/chartex" xmlns:cx8="http://schemas.microsoft.com/office/drawing/2016/5/14/chartex" xmlns:mc="http://schemas.openxmlformats.org/markup-compatibility/2006" xmlns:m="http://schemas.openxmlformats.org/officeDocument/2006/math" xmlns:aink="http://schemas.microsoft.com/office/drawing/2016/ink" xmlns:am3d="http://schemas.microsoft.com/office/drawing/2017/model3d" xmlns:oel="http://schemas.microsoft.com/office/2019/extlst" xmlns:r="http://schemas.openxmlformats.org/officeDocument/2006/relationships" xmlns:wp14="http://schemas.microsoft.com/office/word/2010/wordprocessingDrawing" xmlns:wp="http://schemas.openxmlformats.org/drawingml/2006/wordprocessingDrawing" xmlns:wpg="http://schemas.microsoft.com/office/word/2010/wordprocessingGroup" xmlns:wpi="http://schemas.microsoft.com/office/word/2010/wordprocessingInk" xmlns:wps="http://schemas.microsoft.com/office/word/2010/wordprocessingShape" xmlns:o="urn:schemas-microsoft-com:office:office" xmlns:v="urn:schemas-microsoft-com:vml" xmlns:w10="urn:schemas-microsoft-com:office:word" xmlns:w="http://schemas.openxmlformats.org/wordprocessingml/2006/main" xmlns:w14="http://schemas.microsoft.com/office/word/2010/wordml" xmlns:w15="http://schemas.microsoft.com/office/word/2012/wordml" xmlns:w16cex="http://schemas.microsoft.com/office/word/2018/wordml/cex" xmlns:w16cid="http://schemas.microsoft.com/office/word/2016/wordml/cid" xmlns:w16="http://schemas.microsoft.com/office/word/2018/wordml" xmlns:w16sdtdh="http://schemas.microsoft.com/office/word/2020/wordml/sdtdatahash" xmlns:w16sdtfl="http://schemas.microsoft.com/office/word/2024/wordml/sdtformatlock" xmlns:w16se="http://schemas.microsoft.com/office/word/2015/wordml/symex" xmlns:w16du="http://schemas.microsoft.com/office/word/2023/wordml/word16du" xmlns:wne="http://schemas.microsoft.com/office/word/2006/wordml" mc:Ignorable="w14 w15 w16se w16cid w16 w16cex w16sdtdh w16sdtfl w16du wp14">
   <w:p>
     <w:pPr>
       <w:pStyle w:val="Footer"/>
@@ -1298,7 +1452,7 @@
               <v:stroke joinstyle="miter"/>
               <v:path gradientshapeok="t" o:connecttype="rect"/>
             </v:shapetype>
-            <v:shape id="expertsource_Lsetting_footer" o:spid="_x0000_s1027" type="#_x0000_t202" style="position:absolute;margin-left:-66pt;margin-top:18.9pt;width:200.55pt;height:20pt;z-index:251657216;visibility:visible;mso-wrap-style:none;mso-wrap-distance-left:9pt;mso-wrap-distance-top:0;mso-wrap-distance-right:9pt;mso-wrap-distance-bottom:0;mso-position-horizontal:absolute;mso-position-horizontal-relative:text;mso-position-vertical:absolute;mso-position-vertical-relative:text;v-text-anchor:top" o:gfxdata="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" filled="f" stroked="f" strokeweight=".5pt">
+            <v:shape id="expertsource_Lsetting_footer" o:spid="_x0000_s1027" type="#_x0000_t202" style="position:absolute;margin-left:-66pt;margin-top:18.9pt;width:200.55pt;height:20pt;z-index:251657216;visibility:visible;mso-wrap-style:none;mso-wrap-distance-left:9pt;mso-wrap-distance-top:0;mso-wrap-distance-right:9pt;mso-wrap-distance-bottom:0;mso-position-horizontal:absolute;mso-position-horizontal-relative:text;mso-position-vertical:absolute;mso-position-vertical-relative:text;v-text-anchor:top" o:gfxdata="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" filled="f" stroked="f" strokeweight=".5pt">
               <v:textbox>
                 <w:txbxContent>
                   <w:p>
@@ -1330,7 +1484,7 @@
 </file>
 
 <file path=word/footer3.xml><?xml version="1.0" encoding="utf-8"?>
-<w:ftr xmlns:wpc="http://schemas.microsoft.com/office/word/2010/wordprocessingCanvas" xmlns:cx="http://schemas.microsoft.com/office/drawing/2014/chartex" xmlns:cx1="http://schemas.microsoft.com/office/drawing/2015/9/8/chartex" xmlns:cx2="http://schemas.microsoft.com/office/drawing/2015/10/21/chartex" xmlns:cx3="http://schemas.microsoft.com/office/drawing/2016/5/9/chartex" xmlns:cx4="http://schemas.microsoft.com/office/drawing/2016/5/10/chartex" xmlns:cx5="http://schemas.microsoft.com/office/drawing/2016/5/11/chartex" xmlns:cx6="http://schemas.microsoft.com/office/drawing/2016/5/12/chartex" xmlns:cx7="http://schemas.microsoft.com/office/drawing/2016/5/13/chartex" xmlns:cx8="http://schemas.microsoft.com/office/drawing/2016/5/14/chartex" xmlns:mc="http://schemas.openxmlformats.org/markup-compatibility/2006" xmlns:aink="http://schemas.microsoft.com/office/drawing/2016/ink" xmlns:am3d="http://schemas.microsoft.com/office/drawing/2017/model3d" xmlns:o="urn:schemas-microsoft-com:office:office" xmlns:oel="http://schemas.microsoft.com/office/2019/extlst" xmlns:r="http://schemas.openxmlformats.org/officeDocument/2006/relationships" xmlns:m="http://schemas.openxmlformats.org/officeDocument/2006/math" xmlns:v="urn:schemas-microsoft-com:vml" xmlns:wp14="http://schemas.microsoft.com/office/word/2010/wordprocessingDrawing" xmlns:wp="http://schemas.openxmlformats.org/drawingml/2006/wordprocessingDrawing" xmlns:w10="urn:schemas-microsoft-com:office:word" xmlns:w="http://schemas.openxmlformats.org/wordprocessingml/2006/main" xmlns:w14="http://schemas.microsoft.com/office/word/2010/wordml" xmlns:w15="http://schemas.microsoft.com/office/word/2012/wordml" xmlns:w16cex="http://schemas.microsoft.com/office/word/2018/wordml/cex" xmlns:w16cid="http://schemas.microsoft.com/office/word/2016/wordml/cid" xmlns:w16="http://schemas.microsoft.com/office/word/2018/wordml" xmlns:w16du="http://schemas.microsoft.com/office/word/2023/wordml/word16du" xmlns:w16sdtdh="http://schemas.microsoft.com/office/word/2020/wordml/sdtdatahash" xmlns:w16sdtfl="http://schemas.microsoft.com/office/word/2024/wordml/sdtformatlock" xmlns:w16se="http://schemas.microsoft.com/office/word/2015/wordml/symex" xmlns:wpg="http://schemas.microsoft.com/office/word/2010/wordprocessingGroup" xmlns:wpi="http://schemas.microsoft.com/office/word/2010/wordprocessingInk" xmlns:wne="http://schemas.microsoft.com/office/word/2006/wordml" xmlns:wps="http://schemas.microsoft.com/office/word/2010/wordprocessingShape" mc:Ignorable="w14 w15 w16se w16cid w16 w16cex w16sdtdh w16sdtfl w16du wp14">
+<w:ftr xmlns:wpc="http://schemas.microsoft.com/office/word/2010/wordprocessingCanvas" xmlns:cx="http://schemas.microsoft.com/office/drawing/2014/chartex" xmlns:cx1="http://schemas.microsoft.com/office/drawing/2015/9/8/chartex" xmlns:cx2="http://schemas.microsoft.com/office/drawing/2015/10/21/chartex" xmlns:cx3="http://schemas.microsoft.com/office/drawing/2016/5/9/chartex" xmlns:cx4="http://schemas.microsoft.com/office/drawing/2016/5/10/chartex" xmlns:cx5="http://schemas.microsoft.com/office/drawing/2016/5/11/chartex" xmlns:cx6="http://schemas.microsoft.com/office/drawing/2016/5/12/chartex" xmlns:cx7="http://schemas.microsoft.com/office/drawing/2016/5/13/chartex" xmlns:cx8="http://schemas.microsoft.com/office/drawing/2016/5/14/chartex" xmlns:mc="http://schemas.openxmlformats.org/markup-compatibility/2006" xmlns:m="http://schemas.openxmlformats.org/officeDocument/2006/math" xmlns:aink="http://schemas.microsoft.com/office/drawing/2016/ink" xmlns:am3d="http://schemas.microsoft.com/office/drawing/2017/model3d" xmlns:oel="http://schemas.microsoft.com/office/2019/extlst" xmlns:r="http://schemas.openxmlformats.org/officeDocument/2006/relationships" xmlns:wp14="http://schemas.microsoft.com/office/word/2010/wordprocessingDrawing" xmlns:wp="http://schemas.openxmlformats.org/drawingml/2006/wordprocessingDrawing" xmlns:wpg="http://schemas.microsoft.com/office/word/2010/wordprocessingGroup" xmlns:wpi="http://schemas.microsoft.com/office/word/2010/wordprocessingInk" xmlns:wps="http://schemas.microsoft.com/office/word/2010/wordprocessingShape" xmlns:o="urn:schemas-microsoft-com:office:office" xmlns:v="urn:schemas-microsoft-com:vml" xmlns:w10="urn:schemas-microsoft-com:office:word" xmlns:w="http://schemas.openxmlformats.org/wordprocessingml/2006/main" xmlns:w14="http://schemas.microsoft.com/office/word/2010/wordml" xmlns:w15="http://schemas.microsoft.com/office/word/2012/wordml" xmlns:w16cex="http://schemas.microsoft.com/office/word/2018/wordml/cex" xmlns:w16cid="http://schemas.microsoft.com/office/word/2016/wordml/cid" xmlns:w16="http://schemas.microsoft.com/office/word/2018/wordml" xmlns:w16sdtdh="http://schemas.microsoft.com/office/word/2020/wordml/sdtdatahash" xmlns:w16sdtfl="http://schemas.microsoft.com/office/word/2024/wordml/sdtformatlock" xmlns:w16se="http://schemas.microsoft.com/office/word/2015/wordml/symex" xmlns:w16du="http://schemas.microsoft.com/office/word/2023/wordml/word16du" xmlns:wne="http://schemas.microsoft.com/office/word/2006/wordml" mc:Ignorable="w14 w15 w16se w16cid w16 w16cex w16sdtdh w16sdtfl w16du wp14">
   <w:p>
     <w:pPr>
       <w:pStyle w:val="Footer"/>
@@ -1340,7 +1494,7 @@
 </file>
 
 <file path=word/footnotes.xml><?xml version="1.0" encoding="utf-8"?>
-<w:footnotes xmlns:wpc="http://schemas.microsoft.com/office/word/2010/wordprocessingCanvas" xmlns:cx="http://schemas.microsoft.com/office/drawing/2014/chartex" xmlns:cx1="http://schemas.microsoft.com/office/drawing/2015/9/8/chartex" xmlns:cx2="http://schemas.microsoft.com/office/drawing/2015/10/21/chartex" xmlns:cx3="http://schemas.microsoft.com/office/drawing/2016/5/9/chartex" xmlns:cx4="http://schemas.microsoft.com/office/drawing/2016/5/10/chartex" xmlns:cx5="http://schemas.microsoft.com/office/drawing/2016/5/11/chartex" xmlns:cx6="http://schemas.microsoft.com/office/drawing/2016/5/12/chartex" xmlns:cx7="http://schemas.microsoft.com/office/drawing/2016/5/13/chartex" xmlns:cx8="http://schemas.microsoft.com/office/drawing/2016/5/14/chartex" xmlns:mc="http://schemas.openxmlformats.org/markup-compatibility/2006" xmlns:aink="http://schemas.microsoft.com/office/drawing/2016/ink" xmlns:am3d="http://schemas.microsoft.com/office/drawing/2017/model3d" xmlns:o="urn:schemas-microsoft-com:office:office" xmlns:oel="http://schemas.microsoft.com/office/2019/extlst" xmlns:r="http://schemas.openxmlformats.org/officeDocument/2006/relationships" xmlns:m="http://schemas.openxmlformats.org/officeDocument/2006/math" xmlns:v="urn:schemas-microsoft-com:vml" xmlns:wp14="http://schemas.microsoft.com/office/word/2010/wordprocessingDrawing" xmlns:wp="http://schemas.openxmlformats.org/drawingml/2006/wordprocessingDrawing" xmlns:w10="urn:schemas-microsoft-com:office:word" xmlns:w="http://schemas.openxmlformats.org/wordprocessingml/2006/main" xmlns:w14="http://schemas.microsoft.com/office/word/2010/wordml" xmlns:w15="http://schemas.microsoft.com/office/word/2012/wordml" xmlns:w16cex="http://schemas.microsoft.com/office/word/2018/wordml/cex" xmlns:w16cid="http://schemas.microsoft.com/office/word/2016/wordml/cid" xmlns:w16="http://schemas.microsoft.com/office/word/2018/wordml" xmlns:w16du="http://schemas.microsoft.com/office/word/2023/wordml/word16du" xmlns:w16sdtdh="http://schemas.microsoft.com/office/word/2020/wordml/sdtdatahash" xmlns:w16sdtfl="http://schemas.microsoft.com/office/word/2024/wordml/sdtformatlock" xmlns:w16se="http://schemas.microsoft.com/office/word/2015/wordml/symex" xmlns:wpg="http://schemas.microsoft.com/office/word/2010/wordprocessingGroup" xmlns:wpi="http://schemas.microsoft.com/office/word/2010/wordprocessingInk" xmlns:wne="http://schemas.microsoft.com/office/word/2006/wordml" xmlns:wps="http://schemas.microsoft.com/office/word/2010/wordprocessingShape" mc:Ignorable="w14 w15 w16se w16cid w16 w16cex w16sdtdh w16sdtfl w16du wp14">
+<w:footnotes xmlns:wpc="http://schemas.microsoft.com/office/word/2010/wordprocessingCanvas" xmlns:cx="http://schemas.microsoft.com/office/drawing/2014/chartex" xmlns:cx1="http://schemas.microsoft.com/office/drawing/2015/9/8/chartex" xmlns:cx2="http://schemas.microsoft.com/office/drawing/2015/10/21/chartex" xmlns:cx3="http://schemas.microsoft.com/office/drawing/2016/5/9/chartex" xmlns:cx4="http://schemas.microsoft.com/office/drawing/2016/5/10/chartex" xmlns:cx5="http://schemas.microsoft.com/office/drawing/2016/5/11/chartex" xmlns:cx6="http://schemas.microsoft.com/office/drawing/2016/5/12/chartex" xmlns:cx7="http://schemas.microsoft.com/office/drawing/2016/5/13/chartex" xmlns:cx8="http://schemas.microsoft.com/office/drawing/2016/5/14/chartex" xmlns:mc="http://schemas.openxmlformats.org/markup-compatibility/2006" xmlns:m="http://schemas.openxmlformats.org/officeDocument/2006/math" xmlns:aink="http://schemas.microsoft.com/office/drawing/2016/ink" xmlns:am3d="http://schemas.microsoft.com/office/drawing/2017/model3d" xmlns:oel="http://schemas.microsoft.com/office/2019/extlst" xmlns:r="http://schemas.openxmlformats.org/officeDocument/2006/relationships" xmlns:wp14="http://schemas.microsoft.com/office/word/2010/wordprocessingDrawing" xmlns:wp="http://schemas.openxmlformats.org/drawingml/2006/wordprocessingDrawing" xmlns:wpg="http://schemas.microsoft.com/office/word/2010/wordprocessingGroup" xmlns:wpi="http://schemas.microsoft.com/office/word/2010/wordprocessingInk" xmlns:wps="http://schemas.microsoft.com/office/word/2010/wordprocessingShape" xmlns:o="urn:schemas-microsoft-com:office:office" xmlns:v="urn:schemas-microsoft-com:vml" xmlns:w10="urn:schemas-microsoft-com:office:word" xmlns:w="http://schemas.openxmlformats.org/wordprocessingml/2006/main" xmlns:w14="http://schemas.microsoft.com/office/word/2010/wordml" xmlns:w15="http://schemas.microsoft.com/office/word/2012/wordml" xmlns:w16cex="http://schemas.microsoft.com/office/word/2018/wordml/cex" xmlns:w16cid="http://schemas.microsoft.com/office/word/2016/wordml/cid" xmlns:w16="http://schemas.microsoft.com/office/word/2018/wordml" xmlns:w16sdtdh="http://schemas.microsoft.com/office/word/2020/wordml/sdtdatahash" xmlns:w16sdtfl="http://schemas.microsoft.com/office/word/2024/wordml/sdtformatlock" xmlns:w16se="http://schemas.microsoft.com/office/word/2015/wordml/symex" xmlns:w16du="http://schemas.microsoft.com/office/word/2023/wordml/word16du" xmlns:wne="http://schemas.microsoft.com/office/word/2006/wordml" mc:Ignorable="w14 w15 w16se w16cid w16 w16cex w16sdtdh w16sdtfl w16du wp14">
   <w:footnote w:type="separator" w:id="-1">
     <w:p>
       <w:pPr>
@@ -1365,7 +1519,7 @@
 </file>
 
 <file path=word/header1.xml><?xml version="1.0" encoding="utf-8"?>
-<w:hdr xmlns:wpc="http://schemas.microsoft.com/office/word/2010/wordprocessingCanvas" xmlns:cx="http://schemas.microsoft.com/office/drawing/2014/chartex" xmlns:cx1="http://schemas.microsoft.com/office/drawing/2015/9/8/chartex" xmlns:cx2="http://schemas.microsoft.com/office/drawing/2015/10/21/chartex" xmlns:cx3="http://schemas.microsoft.com/office/drawing/2016/5/9/chartex" xmlns:cx4="http://schemas.microsoft.com/office/drawing/2016/5/10/chartex" xmlns:cx5="http://schemas.microsoft.com/office/drawing/2016/5/11/chartex" xmlns:cx6="http://schemas.microsoft.com/office/drawing/2016/5/12/chartex" xmlns:cx7="http://schemas.microsoft.com/office/drawing/2016/5/13/chartex" xmlns:cx8="http://schemas.microsoft.com/office/drawing/2016/5/14/chartex" xmlns:mc="http://schemas.openxmlformats.org/markup-compatibility/2006" xmlns:aink="http://schemas.microsoft.com/office/drawing/2016/ink" xmlns:am3d="http://schemas.microsoft.com/office/drawing/2017/model3d" xmlns:o="urn:schemas-microsoft-com:office:office" xmlns:oel="http://schemas.microsoft.com/office/2019/extlst" xmlns:r="http://schemas.openxmlformats.org/officeDocument/2006/relationships" xmlns:m="http://schemas.openxmlformats.org/officeDocument/2006/math" xmlns:v="urn:schemas-microsoft-com:vml" xmlns:wp14="http://schemas.microsoft.com/office/word/2010/wordprocessingDrawing" xmlns:wp="http://schemas.openxmlformats.org/drawingml/2006/wordprocessingDrawing" xmlns:w10="urn:schemas-microsoft-com:office:word" xmlns:w="http://schemas.openxmlformats.org/wordprocessingml/2006/main" xmlns:w14="http://schemas.microsoft.com/office/word/2010/wordml" xmlns:w15="http://schemas.microsoft.com/office/word/2012/wordml" xmlns:w16cex="http://schemas.microsoft.com/office/word/2018/wordml/cex" xmlns:w16cid="http://schemas.microsoft.com/office/word/2016/wordml/cid" xmlns:w16="http://schemas.microsoft.com/office/word/2018/wordml" xmlns:w16du="http://schemas.microsoft.com/office/word/2023/wordml/word16du" xmlns:w16sdtdh="http://schemas.microsoft.com/office/word/2020/wordml/sdtdatahash" xmlns:w16sdtfl="http://schemas.microsoft.com/office/word/2024/wordml/sdtformatlock" xmlns:w16se="http://schemas.microsoft.com/office/word/2015/wordml/symex" xmlns:wpg="http://schemas.microsoft.com/office/word/2010/wordprocessingGroup" xmlns:wpi="http://schemas.microsoft.com/office/word/2010/wordprocessingInk" xmlns:wne="http://schemas.microsoft.com/office/word/2006/wordml" xmlns:wps="http://schemas.microsoft.com/office/word/2010/wordprocessingShape" mc:Ignorable="w14 w15 w16se w16cid w16 w16cex w16sdtdh w16sdtfl w16du wp14">
+<w:hdr xmlns:wpc="http://schemas.microsoft.com/office/word/2010/wordprocessingCanvas" xmlns:cx="http://schemas.microsoft.com/office/drawing/2014/chartex" xmlns:cx1="http://schemas.microsoft.com/office/drawing/2015/9/8/chartex" xmlns:cx2="http://schemas.microsoft.com/office/drawing/2015/10/21/chartex" xmlns:cx3="http://schemas.microsoft.com/office/drawing/2016/5/9/chartex" xmlns:cx4="http://schemas.microsoft.com/office/drawing/2016/5/10/chartex" xmlns:cx5="http://schemas.microsoft.com/office/drawing/2016/5/11/chartex" xmlns:cx6="http://schemas.microsoft.com/office/drawing/2016/5/12/chartex" xmlns:cx7="http://schemas.microsoft.com/office/drawing/2016/5/13/chartex" xmlns:cx8="http://schemas.microsoft.com/office/drawing/2016/5/14/chartex" xmlns:mc="http://schemas.openxmlformats.org/markup-compatibility/2006" xmlns:m="http://schemas.openxmlformats.org/officeDocument/2006/math" xmlns:aink="http://schemas.microsoft.com/office/drawing/2016/ink" xmlns:am3d="http://schemas.microsoft.com/office/drawing/2017/model3d" xmlns:oel="http://schemas.microsoft.com/office/2019/extlst" xmlns:r="http://schemas.openxmlformats.org/officeDocument/2006/relationships" xmlns:wp14="http://schemas.microsoft.com/office/word/2010/wordprocessingDrawing" xmlns:wp="http://schemas.openxmlformats.org/drawingml/2006/wordprocessingDrawing" xmlns:wpg="http://schemas.microsoft.com/office/word/2010/wordprocessingGroup" xmlns:wpi="http://schemas.microsoft.com/office/word/2010/wordprocessingInk" xmlns:wps="http://schemas.microsoft.com/office/word/2010/wordprocessingShape" xmlns:o="urn:schemas-microsoft-com:office:office" xmlns:v="urn:schemas-microsoft-com:vml" xmlns:w10="urn:schemas-microsoft-com:office:word" xmlns:w="http://schemas.openxmlformats.org/wordprocessingml/2006/main" xmlns:w14="http://schemas.microsoft.com/office/word/2010/wordml" xmlns:w15="http://schemas.microsoft.com/office/word/2012/wordml" xmlns:w16cex="http://schemas.microsoft.com/office/word/2018/wordml/cex" xmlns:w16cid="http://schemas.microsoft.com/office/word/2016/wordml/cid" xmlns:w16="http://schemas.microsoft.com/office/word/2018/wordml" xmlns:w16sdtdh="http://schemas.microsoft.com/office/word/2020/wordml/sdtdatahash" xmlns:w16sdtfl="http://schemas.microsoft.com/office/word/2024/wordml/sdtformatlock" xmlns:w16se="http://schemas.microsoft.com/office/word/2015/wordml/symex" xmlns:w16du="http://schemas.microsoft.com/office/word/2023/wordml/word16du" xmlns:wne="http://schemas.microsoft.com/office/word/2006/wordml" mc:Ignorable="w14 w15 w16se w16cid w16 w16cex w16sdtdh w16sdtfl w16du wp14">
   <w:p>
     <w:pPr>
       <w:pStyle w:val="Header"/>
@@ -1375,7 +1529,7 @@
 </file>
 
 <file path=word/header2.xml><?xml version="1.0" encoding="utf-8"?>
-<w:hdr xmlns:wpc="http://schemas.microsoft.com/office/word/2010/wordprocessingCanvas" xmlns:cx="http://schemas.microsoft.com/office/drawing/2014/chartex" xmlns:cx1="http://schemas.microsoft.com/office/drawing/2015/9/8/chartex" xmlns:cx2="http://schemas.microsoft.com/office/drawing/2015/10/21/chartex" xmlns:cx3="http://schemas.microsoft.com/office/drawing/2016/5/9/chartex" xmlns:cx4="http://schemas.microsoft.com/office/drawing/2016/5/10/chartex" xmlns:cx5="http://schemas.microsoft.com/office/drawing/2016/5/11/chartex" xmlns:cx6="http://schemas.microsoft.com/office/drawing/2016/5/12/chartex" xmlns:cx7="http://schemas.microsoft.com/office/drawing/2016/5/13/chartex" xmlns:cx8="http://schemas.microsoft.com/office/drawing/2016/5/14/chartex" xmlns:mc="http://schemas.openxmlformats.org/markup-compatibility/2006" xmlns:aink="http://schemas.microsoft.com/office/drawing/2016/ink" xmlns:am3d="http://schemas.microsoft.com/office/drawing/2017/model3d" xmlns:o="urn:schemas-microsoft-com:office:office" xmlns:oel="http://schemas.microsoft.com/office/2019/extlst" xmlns:r="http://schemas.openxmlformats.org/officeDocument/2006/relationships" xmlns:m="http://schemas.openxmlformats.org/officeDocument/2006/math" xmlns:v="urn:schemas-microsoft-com:vml" xmlns:wp14="http://schemas.microsoft.com/office/word/2010/wordprocessingDrawing" xmlns:wp="http://schemas.openxmlformats.org/drawingml/2006/wordprocessingDrawing" xmlns:w10="urn:schemas-microsoft-com:office:word" xmlns:w="http://schemas.openxmlformats.org/wordprocessingml/2006/main" xmlns:w14="http://schemas.microsoft.com/office/word/2010/wordml" xmlns:w15="http://schemas.microsoft.com/office/word/2012/wordml" xmlns:w16cex="http://schemas.microsoft.com/office/word/2018/wordml/cex" xmlns:w16cid="http://schemas.microsoft.com/office/word/2016/wordml/cid" xmlns:w16="http://schemas.microsoft.com/office/word/2018/wordml" xmlns:w16du="http://schemas.microsoft.com/office/word/2023/wordml/word16du" xmlns:w16sdtdh="http://schemas.microsoft.com/office/word/2020/wordml/sdtdatahash" xmlns:w16sdtfl="http://schemas.microsoft.com/office/word/2024/wordml/sdtformatlock" xmlns:w16se="http://schemas.microsoft.com/office/word/2015/wordml/symex" xmlns:wpg="http://schemas.microsoft.com/office/word/2010/wordprocessingGroup" xmlns:wpi="http://schemas.microsoft.com/office/word/2010/wordprocessingInk" xmlns:wne="http://schemas.microsoft.com/office/word/2006/wordml" xmlns:wps="http://schemas.microsoft.com/office/word/2010/wordprocessingShape" mc:Ignorable="w14 w15 w16se w16cid w16 w16cex w16sdtdh w16sdtfl w16du wp14">
+<w:hdr xmlns:wpc="http://schemas.microsoft.com/office/word/2010/wordprocessingCanvas" xmlns:cx="http://schemas.microsoft.com/office/drawing/2014/chartex" xmlns:cx1="http://schemas.microsoft.com/office/drawing/2015/9/8/chartex" xmlns:cx2="http://schemas.microsoft.com/office/drawing/2015/10/21/chartex" xmlns:cx3="http://schemas.microsoft.com/office/drawing/2016/5/9/chartex" xmlns:cx4="http://schemas.microsoft.com/office/drawing/2016/5/10/chartex" xmlns:cx5="http://schemas.microsoft.com/office/drawing/2016/5/11/chartex" xmlns:cx6="http://schemas.microsoft.com/office/drawing/2016/5/12/chartex" xmlns:cx7="http://schemas.microsoft.com/office/drawing/2016/5/13/chartex" xmlns:cx8="http://schemas.microsoft.com/office/drawing/2016/5/14/chartex" xmlns:mc="http://schemas.openxmlformats.org/markup-compatibility/2006" xmlns:m="http://schemas.openxmlformats.org/officeDocument/2006/math" xmlns:aink="http://schemas.microsoft.com/office/drawing/2016/ink" xmlns:am3d="http://schemas.microsoft.com/office/drawing/2017/model3d" xmlns:oel="http://schemas.microsoft.com/office/2019/extlst" xmlns:r="http://schemas.openxmlformats.org/officeDocument/2006/relationships" xmlns:wp14="http://schemas.microsoft.com/office/word/2010/wordprocessingDrawing" xmlns:wp="http://schemas.openxmlformats.org/drawingml/2006/wordprocessingDrawing" xmlns:wpg="http://schemas.microsoft.com/office/word/2010/wordprocessingGroup" xmlns:wpi="http://schemas.microsoft.com/office/word/2010/wordprocessingInk" xmlns:wps="http://schemas.microsoft.com/office/word/2010/wordprocessingShape" xmlns:o="urn:schemas-microsoft-com:office:office" xmlns:v="urn:schemas-microsoft-com:vml" xmlns:w10="urn:schemas-microsoft-com:office:word" xmlns:w="http://schemas.openxmlformats.org/wordprocessingml/2006/main" xmlns:w14="http://schemas.microsoft.com/office/word/2010/wordml" xmlns:w15="http://schemas.microsoft.com/office/word/2012/wordml" xmlns:w16cex="http://schemas.microsoft.com/office/word/2018/wordml/cex" xmlns:w16cid="http://schemas.microsoft.com/office/word/2016/wordml/cid" xmlns:w16="http://schemas.microsoft.com/office/word/2018/wordml" xmlns:w16sdtdh="http://schemas.microsoft.com/office/word/2020/wordml/sdtdatahash" xmlns:w16sdtfl="http://schemas.microsoft.com/office/word/2024/wordml/sdtformatlock" xmlns:w16se="http://schemas.microsoft.com/office/word/2015/wordml/symex" xmlns:w16du="http://schemas.microsoft.com/office/word/2023/wordml/word16du" xmlns:wne="http://schemas.microsoft.com/office/word/2006/wordml" mc:Ignorable="w14 w15 w16se w16cid w16 w16cex w16sdtdh w16sdtfl w16du wp14">
   <w:p>
     <w:pPr>
       <w:spacing w:after="0" w:line="240" w:lineRule="auto"/>
@@ -1392,7 +1546,7 @@
         <w:rFonts w:asciiTheme="majorBidi" w:hAnsiTheme="majorBidi" w:cstheme="majorBidi"/>
         <w:noProof/>
       </w:rPr>
-      <w:pict w14:anchorId="1A6551A4">
+      <w:pict w14:anchorId="4DD7AB57">
         <v:shapetype id="_x0000_t136" coordsize="21600,21600" o:spt="136" adj="10800" path="m@7,l@8,m@5,21600l@6,21600e">
           <v:formulas>
             <v:f eqn="sum #0 0 10800"/>
@@ -1417,7 +1571,7 @@
           </v:handles>
           <o:lock v:ext="edit" text="t" shapetype="t"/>
         </v:shapetype>
-        <v:shape id="expertsource_watermark" o:spid="_x0000_s1025" type="#_x0000_t136" style="position:absolute;left:0;text-align:left;margin-left:0;margin-top:0;width:406.1pt;height:33.85pt;rotation:315;z-index:251659264;mso-position-horizontal:center;mso-position-horizontal-relative:margin;mso-position-vertical:center;mso-position-vertical-relative:margin" fillcolor="silver" stroked="f">
+        <v:shape id="expertsource_watermark" o:spid="_x0000_s1025" type="#_x0000_t136" alt="" style="position:absolute;left:0;text-align:left;margin-left:0;margin-top:0;width:406.1pt;height:33.85pt;rotation:315;z-index:251659264;mso-wrap-edited:f;mso-width-percent:0;mso-height-percent:0;mso-position-horizontal:center;mso-position-horizontal-relative:margin;mso-position-vertical:center;mso-position-vertical-relative:margin;mso-width-percent:0;mso-height-percent:0" fillcolor="silver" stroked="f">
           <v:fill opacity=".5"/>
           <v:stroke r:id="rId1" o:title=""/>
           <v:shadow color="#868686"/>
@@ -1513,7 +1667,7 @@
               <v:stroke joinstyle="miter"/>
               <v:path gradientshapeok="t" o:connecttype="rect"/>
             </v:shapetype>
-            <v:shape id="expertsource_Lsetting" o:spid="_x0000_s1026" type="#_x0000_t202" style="position:absolute;left:0;text-align:left;margin-left:-66pt;margin-top:-26pt;width:200.55pt;height:20pt;z-index:251658240;visibility:visible;mso-wrap-style:none;mso-wrap-distance-left:9pt;mso-wrap-distance-top:0;mso-wrap-distance-right:9pt;mso-wrap-distance-bottom:0;mso-position-horizontal:absolute;mso-position-horizontal-relative:text;mso-position-vertical:absolute;mso-position-vertical-relative:text;v-text-anchor:top" o:gfxdata="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" filled="f" stroked="f" strokeweight=".5pt">
+            <v:shape id="expertsource_Lsetting" o:spid="_x0000_s1026" type="#_x0000_t202" style="position:absolute;left:0;text-align:left;margin-left:-66pt;margin-top:-26pt;width:200.55pt;height:20pt;z-index:251658240;visibility:visible;mso-wrap-style:none;mso-wrap-distance-left:9pt;mso-wrap-distance-top:0;mso-wrap-distance-right:9pt;mso-wrap-distance-bottom:0;mso-position-horizontal:absolute;mso-position-horizontal-relative:text;mso-position-vertical:absolute;mso-position-vertical-relative:text;v-text-anchor:top" o:gfxdata="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" filled="f" stroked="f" strokeweight=".5pt">
               <v:textbox>
                 <w:txbxContent>
                   <w:p>
@@ -1672,7 +1826,7 @@
 </file>
 
 <file path=word/header3.xml><?xml version="1.0" encoding="utf-8"?>
-<w:hdr xmlns:wpc="http://schemas.microsoft.com/office/word/2010/wordprocessingCanvas" xmlns:cx="http://schemas.microsoft.com/office/drawing/2014/chartex" xmlns:cx1="http://schemas.microsoft.com/office/drawing/2015/9/8/chartex" xmlns:cx2="http://schemas.microsoft.com/office/drawing/2015/10/21/chartex" xmlns:cx3="http://schemas.microsoft.com/office/drawing/2016/5/9/chartex" xmlns:cx4="http://schemas.microsoft.com/office/drawing/2016/5/10/chartex" xmlns:cx5="http://schemas.microsoft.com/office/drawing/2016/5/11/chartex" xmlns:cx6="http://schemas.microsoft.com/office/drawing/2016/5/12/chartex" xmlns:cx7="http://schemas.microsoft.com/office/drawing/2016/5/13/chartex" xmlns:cx8="http://schemas.microsoft.com/office/drawing/2016/5/14/chartex" xmlns:mc="http://schemas.openxmlformats.org/markup-compatibility/2006" xmlns:aink="http://schemas.microsoft.com/office/drawing/2016/ink" xmlns:am3d="http://schemas.microsoft.com/office/drawing/2017/model3d" xmlns:o="urn:schemas-microsoft-com:office:office" xmlns:oel="http://schemas.microsoft.com/office/2019/extlst" xmlns:r="http://schemas.openxmlformats.org/officeDocument/2006/relationships" xmlns:m="http://schemas.openxmlformats.org/officeDocument/2006/math" xmlns:v="urn:schemas-microsoft-com:vml" xmlns:wp14="http://schemas.microsoft.com/office/word/2010/wordprocessingDrawing" xmlns:wp="http://schemas.openxmlformats.org/drawingml/2006/wordprocessingDrawing" xmlns:w10="urn:schemas-microsoft-com:office:word" xmlns:w="http://schemas.openxmlformats.org/wordprocessingml/2006/main" xmlns:w14="http://schemas.microsoft.com/office/word/2010/wordml" xmlns:w15="http://schemas.microsoft.com/office/word/2012/wordml" xmlns:w16cex="http://schemas.microsoft.com/office/word/2018/wordml/cex" xmlns:w16cid="http://schemas.microsoft.com/office/word/2016/wordml/cid" xmlns:w16="http://schemas.microsoft.com/office/word/2018/wordml" xmlns:w16du="http://schemas.microsoft.com/office/word/2023/wordml/word16du" xmlns:w16sdtdh="http://schemas.microsoft.com/office/word/2020/wordml/sdtdatahash" xmlns:w16sdtfl="http://schemas.microsoft.com/office/word/2024/wordml/sdtformatlock" xmlns:w16se="http://schemas.microsoft.com/office/word/2015/wordml/symex" xmlns:wpg="http://schemas.microsoft.com/office/word/2010/wordprocessingGroup" xmlns:wpi="http://schemas.microsoft.com/office/word/2010/wordprocessingInk" xmlns:wne="http://schemas.microsoft.com/office/word/2006/wordml" xmlns:wps="http://schemas.microsoft.com/office/word/2010/wordprocessingShape" mc:Ignorable="w14 w15 w16se w16cid w16 w16cex w16sdtdh w16sdtfl w16du wp14">
+<w:hdr xmlns:wpc="http://schemas.microsoft.com/office/word/2010/wordprocessingCanvas" xmlns:cx="http://schemas.microsoft.com/office/drawing/2014/chartex" xmlns:cx1="http://schemas.microsoft.com/office/drawing/2015/9/8/chartex" xmlns:cx2="http://schemas.microsoft.com/office/drawing/2015/10/21/chartex" xmlns:cx3="http://schemas.microsoft.com/office/drawing/2016/5/9/chartex" xmlns:cx4="http://schemas.microsoft.com/office/drawing/2016/5/10/chartex" xmlns:cx5="http://schemas.microsoft.com/office/drawing/2016/5/11/chartex" xmlns:cx6="http://schemas.microsoft.com/office/drawing/2016/5/12/chartex" xmlns:cx7="http://schemas.microsoft.com/office/drawing/2016/5/13/chartex" xmlns:cx8="http://schemas.microsoft.com/office/drawing/2016/5/14/chartex" xmlns:mc="http://schemas.openxmlformats.org/markup-compatibility/2006" xmlns:m="http://schemas.openxmlformats.org/officeDocument/2006/math" xmlns:aink="http://schemas.microsoft.com/office/drawing/2016/ink" xmlns:am3d="http://schemas.microsoft.com/office/drawing/2017/model3d" xmlns:oel="http://schemas.microsoft.com/office/2019/extlst" xmlns:r="http://schemas.openxmlformats.org/officeDocument/2006/relationships" xmlns:wp14="http://schemas.microsoft.com/office/word/2010/wordprocessingDrawing" xmlns:wp="http://schemas.openxmlformats.org/drawingml/2006/wordprocessingDrawing" xmlns:wpg="http://schemas.microsoft.com/office/word/2010/wordprocessingGroup" xmlns:wpi="http://schemas.microsoft.com/office/word/2010/wordprocessingInk" xmlns:wps="http://schemas.microsoft.com/office/word/2010/wordprocessingShape" xmlns:o="urn:schemas-microsoft-com:office:office" xmlns:v="urn:schemas-microsoft-com:vml" xmlns:w10="urn:schemas-microsoft-com:office:word" xmlns:w="http://schemas.openxmlformats.org/wordprocessingml/2006/main" xmlns:w14="http://schemas.microsoft.com/office/word/2010/wordml" xmlns:w15="http://schemas.microsoft.com/office/word/2012/wordml" xmlns:w16cex="http://schemas.microsoft.com/office/word/2018/wordml/cex" xmlns:w16cid="http://schemas.microsoft.com/office/word/2016/wordml/cid" xmlns:w16="http://schemas.microsoft.com/office/word/2018/wordml" xmlns:w16sdtdh="http://schemas.microsoft.com/office/word/2020/wordml/sdtdatahash" xmlns:w16sdtfl="http://schemas.microsoft.com/office/word/2024/wordml/sdtformatlock" xmlns:w16se="http://schemas.microsoft.com/office/word/2015/wordml/symex" xmlns:w16du="http://schemas.microsoft.com/office/word/2023/wordml/word16du" xmlns:wne="http://schemas.microsoft.com/office/word/2006/wordml" mc:Ignorable="w14 w15 w16se w16cid w16 w16cex w16sdtdh w16sdtfl w16du wp14">
   <w:p>
     <w:pPr>
       <w:pStyle w:val="Header"/>
@@ -1682,7 +1836,7 @@
 </file>
 
 <file path=word/numbering.xml><?xml version="1.0" encoding="utf-8"?>
-<w:numbering xmlns:wpc="http://schemas.microsoft.com/office/word/2010/wordprocessingCanvas" xmlns:cx="http://schemas.microsoft.com/office/drawing/2014/chartex" xmlns:cx1="http://schemas.microsoft.com/office/drawing/2015/9/8/chartex" xmlns:cx2="http://schemas.microsoft.com/office/drawing/2015/10/21/chartex" xmlns:cx3="http://schemas.microsoft.com/office/drawing/2016/5/9/chartex" xmlns:cx4="http://schemas.microsoft.com/office/drawing/2016/5/10/chartex" xmlns:cx5="http://schemas.microsoft.com/office/drawing/2016/5/11/chartex" xmlns:cx6="http://schemas.microsoft.com/office/drawing/2016/5/12/chartex" xmlns:cx7="http://schemas.microsoft.com/office/drawing/2016/5/13/chartex" xmlns:cx8="http://schemas.microsoft.com/office/drawing/2016/5/14/chartex" xmlns:mc="http://schemas.openxmlformats.org/markup-compatibility/2006" xmlns:aink="http://schemas.microsoft.com/office/drawing/2016/ink" xmlns:am3d="http://schemas.microsoft.com/office/drawing/2017/model3d" xmlns:o="urn:schemas-microsoft-com:office:office" xmlns:oel="http://schemas.microsoft.com/office/2019/extlst" xmlns:r="http://schemas.openxmlformats.org/officeDocument/2006/relationships" xmlns:m="http://schemas.openxmlformats.org/officeDocument/2006/math" xmlns:v="urn:schemas-microsoft-com:vml" xmlns:wp14="http://schemas.microsoft.com/office/word/2010/wordprocessingDrawing" xmlns:wp="http://schemas.openxmlformats.org/drawingml/2006/wordprocessingDrawing" xmlns:w10="urn:schemas-microsoft-com:office:word" xmlns:w="http://schemas.openxmlformats.org/wordprocessingml/2006/main" xmlns:w14="http://schemas.microsoft.com/office/word/2010/wordml" xmlns:w15="http://schemas.microsoft.com/office/word/2012/wordml" xmlns:w16cex="http://schemas.microsoft.com/office/word/2018/wordml/cex" xmlns:w16cid="http://schemas.microsoft.com/office/word/2016/wordml/cid" xmlns:w16="http://schemas.microsoft.com/office/word/2018/wordml" xmlns:w16du="http://schemas.microsoft.com/office/word/2023/wordml/word16du" xmlns:w16sdtdh="http://schemas.microsoft.com/office/word/2020/wordml/sdtdatahash" xmlns:w16sdtfl="http://schemas.microsoft.com/office/word/2024/wordml/sdtformatlock" xmlns:w16se="http://schemas.microsoft.com/office/word/2015/wordml/symex" xmlns:wpg="http://schemas.microsoft.com/office/word/2010/wordprocessingGroup" xmlns:wpi="http://schemas.microsoft.com/office/word/2010/wordprocessingInk" xmlns:wne="http://schemas.microsoft.com/office/word/2006/wordml" xmlns:wps="http://schemas.microsoft.com/office/word/2010/wordprocessingShape" mc:Ignorable="w14 w15 w16se w16cid w16 w16cex w16sdtdh w16sdtfl w16du wp14">
+<w:numbering xmlns:wpc="http://schemas.microsoft.com/office/word/2010/wordprocessingCanvas" xmlns:cx="http://schemas.microsoft.com/office/drawing/2014/chartex" xmlns:cx1="http://schemas.microsoft.com/office/drawing/2015/9/8/chartex" xmlns:cx2="http://schemas.microsoft.com/office/drawing/2015/10/21/chartex" xmlns:cx3="http://schemas.microsoft.com/office/drawing/2016/5/9/chartex" xmlns:cx4="http://schemas.microsoft.com/office/drawing/2016/5/10/chartex" xmlns:cx5="http://schemas.microsoft.com/office/drawing/2016/5/11/chartex" xmlns:cx6="http://schemas.microsoft.com/office/drawing/2016/5/12/chartex" xmlns:cx7="http://schemas.microsoft.com/office/drawing/2016/5/13/chartex" xmlns:cx8="http://schemas.microsoft.com/office/drawing/2016/5/14/chartex" xmlns:mc="http://schemas.openxmlformats.org/markup-compatibility/2006" xmlns:m="http://schemas.openxmlformats.org/officeDocument/2006/math" xmlns:aink="http://schemas.microsoft.com/office/drawing/2016/ink" xmlns:am3d="http://schemas.microsoft.com/office/drawing/2017/model3d" xmlns:oel="http://schemas.microsoft.com/office/2019/extlst" xmlns:r="http://schemas.openxmlformats.org/officeDocument/2006/relationships" xmlns:wp14="http://schemas.microsoft.com/office/word/2010/wordprocessingDrawing" xmlns:wp="http://schemas.openxmlformats.org/drawingml/2006/wordprocessingDrawing" xmlns:wpg="http://schemas.microsoft.com/office/word/2010/wordprocessingGroup" xmlns:wpi="http://schemas.microsoft.com/office/word/2010/wordprocessingInk" xmlns:wps="http://schemas.microsoft.com/office/word/2010/wordprocessingShape" xmlns:o="urn:schemas-microsoft-com:office:office" xmlns:v="urn:schemas-microsoft-com:vml" xmlns:w10="urn:schemas-microsoft-com:office:word" xmlns:w="http://schemas.openxmlformats.org/wordprocessingml/2006/main" xmlns:w14="http://schemas.microsoft.com/office/word/2010/wordml" xmlns:w15="http://schemas.microsoft.com/office/word/2012/wordml" xmlns:w16cex="http://schemas.microsoft.com/office/word/2018/wordml/cex" xmlns:w16cid="http://schemas.microsoft.com/office/word/2016/wordml/cid" xmlns:w16="http://schemas.microsoft.com/office/word/2018/wordml" xmlns:w16sdtdh="http://schemas.microsoft.com/office/word/2020/wordml/sdtdatahash" xmlns:w16sdtfl="http://schemas.microsoft.com/office/word/2024/wordml/sdtformatlock" xmlns:w16se="http://schemas.microsoft.com/office/word/2015/wordml/symex" xmlns:w16du="http://schemas.microsoft.com/office/word/2023/wordml/word16du" xmlns:wne="http://schemas.microsoft.com/office/word/2006/wordml" mc:Ignorable="w14 w15 w16se w16cid w16 w16cex w16sdtdh w16sdtfl w16du wp14">
   <w:abstractNum w:abstractNumId="0" w15:restartNumberingAfterBreak="0">
     <w:nsid w:val="FFFFFF7C"/>
     <w:multiLevelType w:val="singleLevel"/>
@@ -2453,7 +2607,7 @@
   <w:abstractNum w:abstractNumId="13" w15:restartNumberingAfterBreak="0">
     <w:nsid w:val="341C624E"/>
     <w:multiLevelType w:val="multilevel"/>
-    <w:tmpl w:val="2C7626B6"/>
+    <w:tmpl w:val="86806956"/>
     <w:lvl w:ilvl="0">
       <w:start w:val="1"/>
       <w:numFmt w:val="decimal"/>
@@ -2479,6 +2633,7 @@
       </w:pPr>
       <w:rPr>
         <w:rFonts w:ascii="Courier New" w:hAnsi="Courier New" w:hint="default"/>
+        <w:color w:val="EE0000"/>
         <w:sz w:val="20"/>
       </w:rPr>
     </w:lvl>
@@ -2945,7 +3100,7 @@
 </file>
 
 <file path=word/styles.xml><?xml version="1.0" encoding="utf-8"?>
-<w:styles xmlns:mc="http://schemas.openxmlformats.org/markup-compatibility/2006" xmlns:r="http://schemas.openxmlformats.org/officeDocument/2006/relationships" xmlns:w="http://schemas.openxmlformats.org/wordprocessingml/2006/main" xmlns:w14="http://schemas.microsoft.com/office/word/2010/wordml" xmlns:w15="http://schemas.microsoft.com/office/word/2012/wordml" xmlns:w16cex="http://schemas.microsoft.com/office/word/2018/wordml/cex" xmlns:w16cid="http://schemas.microsoft.com/office/word/2016/wordml/cid" xmlns:w16="http://schemas.microsoft.com/office/word/2018/wordml" xmlns:w16du="http://schemas.microsoft.com/office/word/2023/wordml/word16du" xmlns:w16sdtdh="http://schemas.microsoft.com/office/word/2020/wordml/sdtdatahash" xmlns:w16sdtfl="http://schemas.microsoft.com/office/word/2024/wordml/sdtformatlock" xmlns:w16se="http://schemas.microsoft.com/office/word/2015/wordml/symex" mc:Ignorable="w14 w15 w16se w16cid w16 w16cex w16sdtdh w16sdtfl w16du">
+<w:styles xmlns:mc="http://schemas.openxmlformats.org/markup-compatibility/2006" xmlns:r="http://schemas.openxmlformats.org/officeDocument/2006/relationships" xmlns:w="http://schemas.openxmlformats.org/wordprocessingml/2006/main" xmlns:w14="http://schemas.microsoft.com/office/word/2010/wordml" xmlns:w15="http://schemas.microsoft.com/office/word/2012/wordml" xmlns:w16cex="http://schemas.microsoft.com/office/word/2018/wordml/cex" xmlns:w16cid="http://schemas.microsoft.com/office/word/2016/wordml/cid" xmlns:w16="http://schemas.microsoft.com/office/word/2018/wordml" xmlns:w16sdtdh="http://schemas.microsoft.com/office/word/2020/wordml/sdtdatahash" xmlns:w16sdtfl="http://schemas.microsoft.com/office/word/2024/wordml/sdtformatlock" xmlns:w16se="http://schemas.microsoft.com/office/word/2015/wordml/symex" xmlns:w16du="http://schemas.microsoft.com/office/word/2023/wordml/word16du" mc:Ignorable="w14 w15 w16se w16cid w16 w16cex w16sdtdh w16sdtfl w16du">
   <w:docDefaults>
     <w:rPrDefault>
       <w:rPr>
@@ -3547,6 +3702,7 @@
   <w:style w:type="character" w:default="1" w:styleId="DefaultParagraphFont">
     <w:name w:val="Default Paragraph Font"/>
     <w:uiPriority w:val="1"/>
+    <w:semiHidden/>
     <w:unhideWhenUsed/>
   </w:style>
   <w:style w:type="table" w:default="1" w:styleId="TableNormal">
@@ -12464,7 +12620,7 @@
       </w:tcPr>
     </w:tblStylePr>
   </w:style>
-  <w:style w:type="table" w:styleId="ColorfulShading">
+  <w:style w:type="table" w:styleId="ColourfulShading">
     <w:name w:val="Colorful Shading"/>
     <w:basedOn w:val="TableNormal"/>
     <w:uiPriority w:val="71"/>
@@ -12579,7 +12735,7 @@
       </w:rPr>
     </w:tblStylePr>
   </w:style>
-  <w:style w:type="table" w:styleId="ColorfulShading-Accent1">
+  <w:style w:type="table" w:styleId="ColourfulShadingAccent1">
     <w:name w:val="Colorful Shading Accent 1"/>
     <w:basedOn w:val="TableNormal"/>
     <w:uiPriority w:val="71"/>
@@ -12694,7 +12850,7 @@
       </w:rPr>
     </w:tblStylePr>
   </w:style>
-  <w:style w:type="table" w:styleId="ColorfulShading-Accent2">
+  <w:style w:type="table" w:styleId="ColourfulShadingAccent2">
     <w:name w:val="Colorful Shading Accent 2"/>
     <w:basedOn w:val="TableNormal"/>
     <w:uiPriority w:val="71"/>
@@ -12809,7 +12965,7 @@
       </w:rPr>
     </w:tblStylePr>
   </w:style>
-  <w:style w:type="table" w:styleId="ColorfulShading-Accent3">
+  <w:style w:type="table" w:styleId="ColourfulShadingAccent3">
     <w:name w:val="Colorful Shading Accent 3"/>
     <w:basedOn w:val="TableNormal"/>
     <w:uiPriority w:val="71"/>
@@ -12914,7 +13070,7 @@
       </w:tcPr>
     </w:tblStylePr>
   </w:style>
-  <w:style w:type="table" w:styleId="ColorfulShading-Accent4">
+  <w:style w:type="table" w:styleId="ColourfulShadingAccent4">
     <w:name w:val="Colorful Shading Accent 4"/>
     <w:basedOn w:val="TableNormal"/>
     <w:uiPriority w:val="71"/>
@@ -13029,7 +13185,7 @@
       </w:rPr>
     </w:tblStylePr>
   </w:style>
-  <w:style w:type="table" w:styleId="ColorfulShading-Accent5">
+  <w:style w:type="table" w:styleId="ColourfulShadingAccent5">
     <w:name w:val="Colorful Shading Accent 5"/>
     <w:basedOn w:val="TableNormal"/>
     <w:uiPriority w:val="71"/>
@@ -13144,7 +13300,7 @@
       </w:rPr>
     </w:tblStylePr>
   </w:style>
-  <w:style w:type="table" w:styleId="ColorfulShading-Accent6">
+  <w:style w:type="table" w:styleId="ColourfulShadingAccent6">
     <w:name w:val="Colorful Shading Accent 6"/>
     <w:basedOn w:val="TableNormal"/>
     <w:uiPriority w:val="71"/>
@@ -13259,7 +13415,7 @@
       </w:rPr>
     </w:tblStylePr>
   </w:style>
-  <w:style w:type="table" w:styleId="ColorfulList">
+  <w:style w:type="table" w:styleId="ColourfulList">
     <w:name w:val="Colorful List"/>
     <w:basedOn w:val="TableNormal"/>
     <w:uiPriority w:val="72"/>
@@ -13338,7 +13494,7 @@
       </w:tcPr>
     </w:tblStylePr>
   </w:style>
-  <w:style w:type="table" w:styleId="ColorfulList-Accent1">
+  <w:style w:type="table" w:styleId="ColourfulListAccent1">
     <w:name w:val="Colorful List Accent 1"/>
     <w:basedOn w:val="TableNormal"/>
     <w:uiPriority w:val="72"/>
@@ -13417,7 +13573,7 @@
       </w:tcPr>
     </w:tblStylePr>
   </w:style>
-  <w:style w:type="table" w:styleId="ColorfulList-Accent2">
+  <w:style w:type="table" w:styleId="ColourfulListAccent2">
     <w:name w:val="Colorful List Accent 2"/>
     <w:basedOn w:val="TableNormal"/>
     <w:uiPriority w:val="72"/>
@@ -13496,7 +13652,7 @@
       </w:tcPr>
     </w:tblStylePr>
   </w:style>
-  <w:style w:type="table" w:styleId="ColorfulList-Accent3">
+  <w:style w:type="table" w:styleId="ColourfulListAccent3">
     <w:name w:val="Colorful List Accent 3"/>
     <w:basedOn w:val="TableNormal"/>
     <w:uiPriority w:val="72"/>
@@ -13575,7 +13731,7 @@
       </w:tcPr>
     </w:tblStylePr>
   </w:style>
-  <w:style w:type="table" w:styleId="ColorfulList-Accent4">
+  <w:style w:type="table" w:styleId="ColourfulListAccent4">
     <w:name w:val="Colorful List Accent 4"/>
     <w:basedOn w:val="TableNormal"/>
     <w:uiPriority w:val="72"/>
@@ -13654,7 +13810,7 @@
       </w:tcPr>
     </w:tblStylePr>
   </w:style>
-  <w:style w:type="table" w:styleId="ColorfulList-Accent5">
+  <w:style w:type="table" w:styleId="ColourfulListAccent5">
     <w:name w:val="Colorful List Accent 5"/>
     <w:basedOn w:val="TableNormal"/>
     <w:uiPriority w:val="72"/>
@@ -13733,7 +13889,7 @@
       </w:tcPr>
     </w:tblStylePr>
   </w:style>
-  <w:style w:type="table" w:styleId="ColorfulList-Accent6">
+  <w:style w:type="table" w:styleId="ColourfulListAccent6">
     <w:name w:val="Colorful List Accent 6"/>
     <w:basedOn w:val="TableNormal"/>
     <w:uiPriority w:val="72"/>
@@ -13812,7 +13968,7 @@
       </w:tcPr>
     </w:tblStylePr>
   </w:style>
-  <w:style w:type="table" w:styleId="ColorfulGrid">
+  <w:style w:type="table" w:styleId="ColourfulGrid">
     <w:name w:val="Colorful Grid"/>
     <w:basedOn w:val="TableNormal"/>
     <w:uiPriority w:val="73"/>
@@ -13885,7 +14041,7 @@
       </w:tcPr>
     </w:tblStylePr>
   </w:style>
-  <w:style w:type="table" w:styleId="ColorfulGrid-Accent1">
+  <w:style w:type="table" w:styleId="ColourfulGridAccent1">
     <w:name w:val="Colorful Grid Accent 1"/>
     <w:basedOn w:val="TableNormal"/>
     <w:uiPriority w:val="73"/>
@@ -13958,7 +14114,7 @@
       </w:tcPr>
     </w:tblStylePr>
   </w:style>
-  <w:style w:type="table" w:styleId="ColorfulGrid-Accent2">
+  <w:style w:type="table" w:styleId="ColourfulGridAccent2">
     <w:name w:val="Colorful Grid Accent 2"/>
     <w:basedOn w:val="TableNormal"/>
     <w:uiPriority w:val="73"/>
@@ -14031,7 +14187,7 @@
       </w:tcPr>
     </w:tblStylePr>
   </w:style>
-  <w:style w:type="table" w:styleId="ColorfulGrid-Accent3">
+  <w:style w:type="table" w:styleId="ColourfulGridAccent3">
     <w:name w:val="Colorful Grid Accent 3"/>
     <w:basedOn w:val="TableNormal"/>
     <w:uiPriority w:val="73"/>
@@ -14104,7 +14260,7 @@
       </w:tcPr>
     </w:tblStylePr>
   </w:style>
-  <w:style w:type="table" w:styleId="ColorfulGrid-Accent4">
+  <w:style w:type="table" w:styleId="ColourfulGridAccent4">
     <w:name w:val="Colorful Grid Accent 4"/>
     <w:basedOn w:val="TableNormal"/>
     <w:uiPriority w:val="73"/>
@@ -14177,7 +14333,7 @@
       </w:tcPr>
     </w:tblStylePr>
   </w:style>
-  <w:style w:type="table" w:styleId="ColorfulGrid-Accent5">
+  <w:style w:type="table" w:styleId="ColourfulGridAccent5">
     <w:name w:val="Colorful Grid Accent 5"/>
     <w:basedOn w:val="TableNormal"/>
     <w:uiPriority w:val="73"/>
@@ -14250,7 +14406,7 @@
       </w:tcPr>
     </w:tblStylePr>
   </w:style>
-  <w:style w:type="table" w:styleId="ColorfulGrid-Accent6">
+  <w:style w:type="table" w:styleId="ColourfulGridAccent6">
     <w:name w:val="Colorful Grid Accent 6"/>
     <w:basedOn w:val="TableNormal"/>
     <w:uiPriority w:val="73"/>
@@ -14677,10 +14833,6 @@
 </file>
 
 <file path=customXml/item1.xml><?xml version="1.0" encoding="utf-8"?>
-<b:Sources xmlns:b="http://schemas.openxmlformats.org/officeDocument/2006/bibliography" xmlns="http://schemas.openxmlformats.org/officeDocument/2006/bibliography" SelectedStyle="/APA.XSL" StyleName="APA"/>
-</file>
-
-<file path=customXml/item2.xml><?xml version="1.0" encoding="utf-8"?>
 <Klassify>
   <SNO>1</SNO>
   <KDate>2025-12-17 09:18:52</KDate>
@@ -14697,16 +14849,20 @@
 </Klassify>
 </file>
 
+<file path=customXml/item2.xml><?xml version="1.0" encoding="utf-8"?>
+<b:Sources xmlns:b="http://schemas.openxmlformats.org/officeDocument/2006/bibliography" xmlns="http://schemas.openxmlformats.org/officeDocument/2006/bibliography" SelectedStyle="/APA.XSL" StyleName="APA"/>
+</file>
+
 <file path=customXml/itemProps1.xml><?xml version="1.0" encoding="utf-8"?>
+<ds:datastoreItem xmlns:ds="http://schemas.openxmlformats.org/officeDocument/2006/customXml" ds:itemID="{FA80AA8F-08BF-43B4-A2E2-14EEEF3421C6}">
+  <ds:schemaRefs/>
+</ds:datastoreItem>
+</file>
+
+<file path=customXml/itemProps2.xml><?xml version="1.0" encoding="utf-8"?>
 <ds:datastoreItem xmlns:ds="http://schemas.openxmlformats.org/officeDocument/2006/customXml" ds:itemID="{EF278816-EC6F-A645-907D-7F25AECB1D4A}">
   <ds:schemaRefs>
     <ds:schemaRef ds:uri="http://schemas.openxmlformats.org/officeDocument/2006/bibliography"/>
   </ds:schemaRefs>
 </ds:datastoreItem>
-</file>
-
-<file path=customXml/itemProps2.xml><?xml version="1.0" encoding="utf-8"?>
-<ds:datastoreItem xmlns:ds="http://schemas.openxmlformats.org/officeDocument/2006/customXml" ds:itemID="{FA80AA8F-08BF-43B4-A2E2-14EEEF3421C6}">
-  <ds:schemaRefs/>
-</ds:datastoreItem>
 </file>